--- a/lab1/lab1.docx
+++ b/lab1/lab1.docx
@@ -581,8 +581,6 @@
         <w:jc w:val="center"/>
         <w:rPr>
           <w:rFonts w:ascii="Times New Roman" w:hAnsi="Times New Roman"/>
-          <w:b/>
-          <w:bCs/>
           <w:sz w:val="28"/>
           <w:szCs w:val="28"/>
         </w:rPr>
@@ -908,6 +906,158 @@
         </w:rPr>
         <w:t>Вычисления выполнять с использованием промежуточных переменных. Сравнить и объяснить полученные результаты.</w:t>
       </w:r>
+    </w:p>
+    <w:p>
+      <w:pPr>
+        <w:jc w:val="center"/>
+        <w:rPr>
+          <w:rFonts w:ascii="Times New Roman" w:hAnsi="Times New Roman"/>
+          <w:sz w:val="28"/>
+          <w:szCs w:val="28"/>
+        </w:rPr>
+      </w:pPr>
+    </w:p>
+    <w:p>
+      <w:pPr>
+        <w:rPr>
+          <w:rFonts w:ascii="Times New Roman" w:hAnsi="Times New Roman"/>
+          <w:sz w:val="28"/>
+          <w:szCs w:val="28"/>
+        </w:rPr>
+      </w:pPr>
+      <w:r>
+        <w:rPr>
+          <w:rFonts w:ascii="Times New Roman" w:hAnsi="Times New Roman"/>
+          <w:b/>
+          <w:bCs/>
+          <w:sz w:val="28"/>
+          <w:szCs w:val="28"/>
+        </w:rPr>
+        <w:t>Задание 2.</w:t>
+      </w:r>
+      <w:r>
+        <w:rPr>
+          <w:rFonts w:ascii="Times New Roman" w:hAnsi="Times New Roman"/>
+          <w:sz w:val="28"/>
+          <w:szCs w:val="28"/>
+        </w:rPr>
+        <w:t> Вычислить значения выражений и объяснить полученные результаты:</w:t>
+      </w:r>
+    </w:p>
+    <w:p>
+      <w:pPr>
+        <w:rPr>
+          <w:rFonts w:ascii="Times New Roman" w:hAnsi="Times New Roman"/>
+          <w:sz w:val="28"/>
+          <w:szCs w:val="28"/>
+        </w:rPr>
+      </w:pPr>
+      <w:r>
+        <w:rPr>
+          <w:rFonts w:ascii="Times New Roman" w:hAnsi="Times New Roman"/>
+          <w:sz w:val="28"/>
+          <w:szCs w:val="28"/>
+        </w:rPr>
+        <w:t>n++ − m</w:t>
+      </w:r>
+    </w:p>
+    <w:p>
+      <w:pPr>
+        <w:rPr>
+          <w:rFonts w:ascii="Times New Roman" w:hAnsi="Times New Roman"/>
+          <w:sz w:val="28"/>
+          <w:szCs w:val="28"/>
+        </w:rPr>
+      </w:pPr>
+      <w:r>
+        <w:rPr>
+          <w:rFonts w:ascii="Times New Roman" w:hAnsi="Times New Roman"/>
+          <w:sz w:val="28"/>
+          <w:szCs w:val="28"/>
+        </w:rPr>
+        <w:t>m</w:t>
+      </w:r>
+      <w:proofErr w:type="gramStart"/>
+      <w:r>
+        <w:rPr>
+          <w:rFonts w:ascii="Times New Roman" w:hAnsi="Times New Roman"/>
+          <w:sz w:val="28"/>
+          <w:szCs w:val="28"/>
+        </w:rPr>
+        <w:t>−− &gt;</w:t>
+      </w:r>
+      <w:proofErr w:type="gramEnd"/>
+      <w:r>
+        <w:rPr>
+          <w:rFonts w:ascii="Times New Roman" w:hAnsi="Times New Roman"/>
+          <w:sz w:val="28"/>
+          <w:szCs w:val="28"/>
+        </w:rPr>
+        <w:t xml:space="preserve"> n</w:t>
+      </w:r>
+    </w:p>
+    <w:p>
+      <w:pPr>
+        <w:rPr>
+          <w:rFonts w:ascii="Times New Roman" w:hAnsi="Times New Roman"/>
+          <w:sz w:val="28"/>
+          <w:szCs w:val="28"/>
+        </w:rPr>
+      </w:pPr>
+      <w:r>
+        <w:rPr>
+          <w:rFonts w:ascii="Times New Roman" w:hAnsi="Times New Roman"/>
+          <w:sz w:val="28"/>
+          <w:szCs w:val="28"/>
+        </w:rPr>
+        <w:t>n</w:t>
+      </w:r>
+      <w:proofErr w:type="gramStart"/>
+      <w:r>
+        <w:rPr>
+          <w:rFonts w:ascii="Times New Roman" w:hAnsi="Times New Roman"/>
+          <w:sz w:val="28"/>
+          <w:szCs w:val="28"/>
+        </w:rPr>
+        <w:t>−− &gt;</w:t>
+      </w:r>
+      <w:proofErr w:type="gramEnd"/>
+      <w:r>
+        <w:rPr>
+          <w:rFonts w:ascii="Times New Roman" w:hAnsi="Times New Roman"/>
+          <w:sz w:val="28"/>
+          <w:szCs w:val="28"/>
+        </w:rPr>
+        <w:t xml:space="preserve"> m</w:t>
+      </w:r>
+    </w:p>
+    <w:p>
+      <w:pPr>
+        <w:rPr>
+          <w:rFonts w:ascii="Times New Roman" w:hAnsi="Times New Roman"/>
+          <w:sz w:val="28"/>
+          <w:szCs w:val="28"/>
+        </w:rPr>
+      </w:pPr>
+      <w:r>
+        <w:rPr>
+          <w:rFonts w:ascii="Times New Roman" w:hAnsi="Times New Roman"/>
+          <w:sz w:val="28"/>
+          <w:szCs w:val="28"/>
+        </w:rPr>
+        <w:t>Перед каждым выражением переменные n и m восстанавливаются к исходным значениям, так как операторы ++ и −− изменяют переменные.</w:t>
+      </w:r>
+    </w:p>
+    <w:p>
+      <w:pPr>
+        <w:rPr>
+          <w:rFonts w:ascii="Times New Roman" w:hAnsi="Times New Roman"/>
+          <w:b/>
+          <w:bCs/>
+          <w:sz w:val="28"/>
+          <w:szCs w:val="28"/>
+        </w:rPr>
+      </w:pPr>
       <w:r>
         <w:rPr>
           <w:rFonts w:ascii="Times New Roman" w:hAnsi="Times New Roman"/>
@@ -1298,23 +1448,7 @@
           <w:sz w:val="28"/>
           <w:szCs w:val="28"/>
         </w:rPr>
-        <w:t xml:space="preserve"> задания 2</w:t>
-      </w:r>
-      <w:r>
-        <w:rPr>
-          <w:rFonts w:ascii="Times New Roman" w:hAnsi="Times New Roman"/>
-          <w:sz w:val="28"/>
-          <w:szCs w:val="28"/>
-        </w:rPr>
-        <w:t>:</w:t>
-      </w:r>
-      <w:r>
-        <w:rPr>
-          <w:rFonts w:ascii="Times New Roman" w:hAnsi="Times New Roman"/>
-          <w:sz w:val="28"/>
-          <w:szCs w:val="28"/>
-        </w:rPr>
-        <w:t xml:space="preserve"> используются </w:t>
+        <w:t xml:space="preserve"> задания 2: используются </w:t>
       </w:r>
       <w:r>
         <w:rPr>
@@ -1763,17 +1897,17 @@
           <w:bCs/>
           <w:sz w:val="28"/>
           <w:szCs w:val="28"/>
-          <w:lang w:val="en-US"/>
-        </w:rPr>
-      </w:pPr>
-      <w:r>
-        <w:rPr>
-          <w:rFonts w:ascii="Times New Roman" w:hAnsi="Times New Roman"/>
-          <w:b/>
-          <w:bCs/>
-          <w:sz w:val="28"/>
-          <w:szCs w:val="28"/>
-        </w:rPr>
+        </w:rPr>
+      </w:pPr>
+      <w:r>
+        <w:rPr>
+          <w:rFonts w:ascii="Times New Roman" w:hAnsi="Times New Roman"/>
+          <w:b/>
+          <w:bCs/>
+          <w:sz w:val="28"/>
+          <w:szCs w:val="28"/>
+        </w:rPr>
+        <w:lastRenderedPageBreak/>
         <w:t>3. Блок-схемы алгоритмов задания 1 и задания</w:t>
       </w:r>
       <w:r>
@@ -1796,20 +1930,18 @@
           <w:bCs/>
           <w:sz w:val="28"/>
           <w:szCs w:val="28"/>
-          <w:lang w:val="en-US"/>
-        </w:rPr>
-      </w:pPr>
-    </w:p>
-    <w:p>
-      <w:pPr>
-        <w:jc w:val="center"/>
-        <w:rPr>
-          <w:rFonts w:ascii="Times New Roman" w:hAnsi="Times New Roman"/>
-          <w:b/>
-          <w:bCs/>
-          <w:sz w:val="28"/>
-          <w:szCs w:val="28"/>
-          <w:lang w:val="en-US"/>
+        </w:rPr>
+      </w:pPr>
+    </w:p>
+    <w:p>
+      <w:pPr>
+        <w:jc w:val="center"/>
+        <w:rPr>
+          <w:rFonts w:ascii="Times New Roman" w:hAnsi="Times New Roman"/>
+          <w:b/>
+          <w:bCs/>
+          <w:sz w:val="28"/>
+          <w:szCs w:val="28"/>
         </w:rPr>
       </w:pPr>
       <w:r>
@@ -1822,7 +1954,6 @@
           <w:szCs w:val="28"/>
           <w14:ligatures w14:val="standardContextual"/>
         </w:rPr>
-        <w:lastRenderedPageBreak/>
         <w:drawing>
           <wp:inline distT="0" distB="0" distL="0" distR="0" wp14:anchorId="160F238A" wp14:editId="73066FBA">
             <wp:extent cx="4880610" cy="8139940"/>
@@ -1875,79 +2006,16 @@
         </w:rPr>
         <w:br/>
       </w:r>
-      <w:r>
-        <w:rPr>
-          <w:rFonts w:ascii="Times New Roman" w:hAnsi="Times New Roman"/>
-          <w:b/>
-          <w:bCs/>
-          <w:sz w:val="28"/>
-          <w:szCs w:val="28"/>
-        </w:rPr>
-        <w:br/>
-      </w:r>
-    </w:p>
-    <w:p>
-      <w:pPr>
-        <w:jc w:val="center"/>
-        <w:rPr>
-          <w:rFonts w:ascii="Times New Roman" w:hAnsi="Times New Roman"/>
-          <w:b/>
-          <w:bCs/>
-          <w:sz w:val="28"/>
-          <w:szCs w:val="28"/>
-          <w:lang w:val="en-US"/>
-        </w:rPr>
-      </w:pPr>
-    </w:p>
-    <w:p>
-      <w:pPr>
-        <w:jc w:val="center"/>
-        <w:rPr>
-          <w:rFonts w:ascii="Times New Roman" w:hAnsi="Times New Roman"/>
-          <w:b/>
-          <w:bCs/>
-          <w:sz w:val="28"/>
-          <w:szCs w:val="28"/>
-          <w:lang w:val="en-US"/>
-        </w:rPr>
-      </w:pPr>
-    </w:p>
-    <w:p>
-      <w:pPr>
-        <w:jc w:val="center"/>
-        <w:rPr>
-          <w:rFonts w:ascii="Times New Roman" w:hAnsi="Times New Roman"/>
-          <w:b/>
-          <w:bCs/>
-          <w:sz w:val="28"/>
-          <w:szCs w:val="28"/>
-          <w:lang w:val="en-US"/>
-        </w:rPr>
-      </w:pPr>
-    </w:p>
-    <w:p>
-      <w:pPr>
-        <w:jc w:val="center"/>
-        <w:rPr>
-          <w:rFonts w:ascii="Times New Roman" w:hAnsi="Times New Roman"/>
-          <w:b/>
-          <w:bCs/>
-          <w:sz w:val="28"/>
-          <w:szCs w:val="28"/>
-          <w:lang w:val="en-US"/>
-        </w:rPr>
-      </w:pPr>
-    </w:p>
-    <w:p>
-      <w:pPr>
-        <w:jc w:val="center"/>
-        <w:rPr>
-          <w:rFonts w:ascii="Times New Roman" w:hAnsi="Times New Roman"/>
-          <w:b/>
-          <w:bCs/>
-          <w:sz w:val="28"/>
-          <w:szCs w:val="28"/>
-          <w:lang w:val="en-US"/>
+    </w:p>
+    <w:p>
+      <w:pPr>
+        <w:jc w:val="center"/>
+        <w:rPr>
+          <w:rFonts w:ascii="Times New Roman" w:hAnsi="Times New Roman"/>
+          <w:b/>
+          <w:bCs/>
+          <w:sz w:val="28"/>
+          <w:szCs w:val="28"/>
         </w:rPr>
       </w:pPr>
     </w:p>
@@ -1985,6 +2053,7 @@
           <w:lang w:val="en-US"/>
           <w14:ligatures w14:val="standardContextual"/>
         </w:rPr>
+        <w:lastRenderedPageBreak/>
         <w:drawing>
           <wp:anchor distT="0" distB="0" distL="114300" distR="114300" simplePos="0" relativeHeight="251658240" behindDoc="0" locked="0" layoutInCell="1" allowOverlap="1" wp14:anchorId="1F96DB9E" wp14:editId="79639F57">
             <wp:simplePos x="0" y="0"/>
@@ -2395,7 +2464,192 @@
     </w:p>
     <w:p>
       <w:pPr>
-        <w:jc w:val="center"/>
+        <w:rPr>
+          <w:rFonts w:ascii="Times New Roman" w:hAnsi="Times New Roman"/>
+          <w:b/>
+          <w:bCs/>
+          <w:sz w:val="28"/>
+          <w:szCs w:val="28"/>
+        </w:rPr>
+      </w:pPr>
+    </w:p>
+    <w:p>
+      <w:pPr>
+        <w:rPr>
+          <w:rFonts w:ascii="Times New Roman" w:hAnsi="Times New Roman"/>
+          <w:b/>
+          <w:bCs/>
+          <w:sz w:val="28"/>
+          <w:szCs w:val="28"/>
+        </w:rPr>
+      </w:pPr>
+    </w:p>
+    <w:p>
+      <w:pPr>
+        <w:rPr>
+          <w:rFonts w:ascii="Times New Roman" w:hAnsi="Times New Roman"/>
+          <w:b/>
+          <w:bCs/>
+          <w:sz w:val="28"/>
+          <w:szCs w:val="28"/>
+        </w:rPr>
+      </w:pPr>
+    </w:p>
+    <w:p>
+      <w:pPr>
+        <w:jc w:val="center"/>
+        <w:rPr>
+          <w:rFonts w:ascii="Times New Roman" w:hAnsi="Times New Roman"/>
+          <w:b/>
+          <w:bCs/>
+          <w:sz w:val="28"/>
+          <w:szCs w:val="28"/>
+        </w:rPr>
+      </w:pPr>
+    </w:p>
+    <w:p>
+      <w:pPr>
+        <w:jc w:val="center"/>
+        <w:rPr>
+          <w:rFonts w:ascii="Times New Roman" w:hAnsi="Times New Roman"/>
+          <w:b/>
+          <w:bCs/>
+          <w:sz w:val="28"/>
+          <w:szCs w:val="28"/>
+        </w:rPr>
+      </w:pPr>
+    </w:p>
+    <w:p>
+      <w:pPr>
+        <w:jc w:val="center"/>
+        <w:rPr>
+          <w:rFonts w:ascii="Times New Roman" w:hAnsi="Times New Roman"/>
+          <w:b/>
+          <w:bCs/>
+          <w:sz w:val="28"/>
+          <w:szCs w:val="28"/>
+        </w:rPr>
+      </w:pPr>
+    </w:p>
+    <w:p>
+      <w:pPr>
+        <w:jc w:val="center"/>
+        <w:rPr>
+          <w:rFonts w:ascii="Times New Roman" w:hAnsi="Times New Roman"/>
+          <w:b/>
+          <w:bCs/>
+          <w:sz w:val="28"/>
+          <w:szCs w:val="28"/>
+        </w:rPr>
+      </w:pPr>
+    </w:p>
+    <w:p>
+      <w:pPr>
+        <w:jc w:val="center"/>
+        <w:rPr>
+          <w:rFonts w:ascii="Times New Roman" w:hAnsi="Times New Roman"/>
+          <w:b/>
+          <w:bCs/>
+          <w:sz w:val="28"/>
+          <w:szCs w:val="28"/>
+        </w:rPr>
+      </w:pPr>
+    </w:p>
+    <w:p>
+      <w:pPr>
+        <w:jc w:val="center"/>
+        <w:rPr>
+          <w:rFonts w:ascii="Times New Roman" w:hAnsi="Times New Roman"/>
+          <w:b/>
+          <w:bCs/>
+          <w:sz w:val="28"/>
+          <w:szCs w:val="28"/>
+        </w:rPr>
+      </w:pPr>
+      <w:bookmarkStart w:id="1" w:name="_Hlk242827368"/>
+    </w:p>
+    <w:p>
+      <w:pPr>
+        <w:jc w:val="center"/>
+        <w:rPr>
+          <w:rFonts w:ascii="Times New Roman" w:hAnsi="Times New Roman"/>
+          <w:b/>
+          <w:bCs/>
+          <w:sz w:val="28"/>
+          <w:szCs w:val="28"/>
+        </w:rPr>
+      </w:pPr>
+    </w:p>
+    <w:p>
+      <w:pPr>
+        <w:jc w:val="center"/>
+        <w:rPr>
+          <w:rFonts w:ascii="Times New Roman" w:hAnsi="Times New Roman"/>
+          <w:b/>
+          <w:bCs/>
+          <w:sz w:val="28"/>
+          <w:szCs w:val="28"/>
+        </w:rPr>
+      </w:pPr>
+    </w:p>
+    <w:p>
+      <w:pPr>
+        <w:jc w:val="center"/>
+        <w:rPr>
+          <w:rFonts w:ascii="Times New Roman" w:hAnsi="Times New Roman"/>
+          <w:b/>
+          <w:bCs/>
+          <w:sz w:val="28"/>
+          <w:szCs w:val="28"/>
+        </w:rPr>
+      </w:pPr>
+    </w:p>
+    <w:p>
+      <w:pPr>
+        <w:jc w:val="center"/>
+        <w:rPr>
+          <w:rFonts w:ascii="Times New Roman" w:hAnsi="Times New Roman"/>
+          <w:b/>
+          <w:bCs/>
+          <w:sz w:val="28"/>
+          <w:szCs w:val="28"/>
+        </w:rPr>
+      </w:pPr>
+    </w:p>
+    <w:p>
+      <w:pPr>
+        <w:jc w:val="center"/>
+        <w:rPr>
+          <w:rFonts w:ascii="Times New Roman" w:hAnsi="Times New Roman"/>
+          <w:b/>
+          <w:bCs/>
+          <w:sz w:val="28"/>
+          <w:szCs w:val="28"/>
+        </w:rPr>
+      </w:pPr>
+    </w:p>
+    <w:p>
+      <w:pPr>
+        <w:jc w:val="center"/>
+        <w:rPr>
+          <w:rFonts w:ascii="Times New Roman" w:hAnsi="Times New Roman"/>
+          <w:b/>
+          <w:bCs/>
+          <w:sz w:val="28"/>
+          <w:szCs w:val="28"/>
+        </w:rPr>
+      </w:pPr>
+      <w:r>
+        <w:rPr>
+          <w:rFonts w:ascii="Times New Roman" w:hAnsi="Times New Roman"/>
+          <w:b/>
+          <w:bCs/>
+          <w:sz w:val="28"/>
+          <w:szCs w:val="28"/>
+        </w:rPr>
+        <w:t xml:space="preserve">4. Код на </w:t>
+      </w:r>
+      <w:r>
         <w:rPr>
           <w:rFonts w:ascii="Times New Roman" w:hAnsi="Times New Roman"/>
           <w:b/>
@@ -2404,320 +2658,104 @@
           <w:szCs w:val="28"/>
           <w:lang w:val="en-US"/>
         </w:rPr>
-      </w:pPr>
-    </w:p>
-    <w:p>
-      <w:pPr>
-        <w:jc w:val="center"/>
-        <w:rPr>
-          <w:rFonts w:ascii="Times New Roman" w:hAnsi="Times New Roman"/>
-          <w:b/>
-          <w:bCs/>
+        <w:t>C</w:t>
+      </w:r>
+      <w:r>
+        <w:rPr>
+          <w:rFonts w:ascii="Times New Roman" w:hAnsi="Times New Roman"/>
+          <w:b/>
+          <w:bCs/>
+          <w:sz w:val="28"/>
+          <w:szCs w:val="28"/>
+        </w:rPr>
+        <w:t>++</w:t>
+      </w:r>
+      <w:bookmarkEnd w:id="1"/>
+    </w:p>
+    <w:p>
+      <w:pPr>
+        <w:rPr>
+          <w:rFonts w:ascii="Times New Roman" w:hAnsi="Times New Roman"/>
+          <w:sz w:val="28"/>
+          <w:szCs w:val="28"/>
+        </w:rPr>
+      </w:pPr>
+      <w:r>
+        <w:rPr>
+          <w:rFonts w:ascii="Times New Roman" w:hAnsi="Times New Roman"/>
+          <w:b/>
+          <w:bCs/>
+          <w:sz w:val="28"/>
+          <w:szCs w:val="28"/>
+        </w:rPr>
+        <w:br/>
+      </w:r>
+      <w:r>
+        <w:rPr>
+          <w:rFonts w:ascii="Times New Roman" w:hAnsi="Times New Roman"/>
+          <w:sz w:val="28"/>
+          <w:szCs w:val="28"/>
+        </w:rPr>
+        <w:t xml:space="preserve">Задание 1 </w:t>
+      </w:r>
+      <w:proofErr w:type="gramStart"/>
+      <w:r>
+        <w:rPr>
+          <w:rFonts w:ascii="Times New Roman" w:hAnsi="Times New Roman"/>
+          <w:sz w:val="28"/>
+          <w:szCs w:val="28"/>
+        </w:rPr>
+        <w:t xml:space="preserve">( </w:t>
+      </w:r>
+      <w:r>
+        <w:rPr>
+          <w:rFonts w:ascii="Times New Roman" w:hAnsi="Times New Roman"/>
           <w:sz w:val="28"/>
           <w:szCs w:val="28"/>
           <w:lang w:val="en-US"/>
         </w:rPr>
-      </w:pPr>
-    </w:p>
-    <w:p>
-      <w:pPr>
-        <w:jc w:val="center"/>
-        <w:rPr>
-          <w:rFonts w:ascii="Times New Roman" w:hAnsi="Times New Roman"/>
-          <w:b/>
-          <w:bCs/>
-          <w:sz w:val="28"/>
-          <w:szCs w:val="28"/>
-          <w:lang w:val="en-US"/>
-        </w:rPr>
-      </w:pPr>
-      <w:r>
-        <w:rPr>
-          <w:rFonts w:ascii="Times New Roman" w:hAnsi="Times New Roman"/>
-          <w:b/>
-          <w:bCs/>
-          <w:sz w:val="28"/>
-          <w:szCs w:val="28"/>
-        </w:rPr>
-        <w:t xml:space="preserve">4. Код на </w:t>
-      </w:r>
-      <w:r>
-        <w:rPr>
-          <w:rFonts w:ascii="Times New Roman" w:hAnsi="Times New Roman"/>
-          <w:b/>
-          <w:bCs/>
-          <w:sz w:val="28"/>
-          <w:szCs w:val="28"/>
-          <w:lang w:val="en-US"/>
-        </w:rPr>
-        <w:t>C</w:t>
-      </w:r>
-      <w:r>
-        <w:rPr>
-          <w:rFonts w:ascii="Times New Roman" w:hAnsi="Times New Roman"/>
-          <w:b/>
-          <w:bCs/>
-          <w:sz w:val="28"/>
-          <w:szCs w:val="28"/>
-        </w:rPr>
-        <w:t>++</w:t>
-      </w:r>
-    </w:p>
-    <w:p>
-      <w:pPr>
-        <w:jc w:val="center"/>
-        <w:rPr>
-          <w:rFonts w:ascii="Times New Roman" w:hAnsi="Times New Roman"/>
-          <w:b/>
-          <w:bCs/>
-          <w:sz w:val="28"/>
-          <w:szCs w:val="28"/>
-          <w:lang w:val="en-US"/>
-        </w:rPr>
-      </w:pPr>
-    </w:p>
-    <w:p>
-      <w:pPr>
-        <w:jc w:val="center"/>
-        <w:rPr>
-          <w:rFonts w:ascii="Times New Roman" w:hAnsi="Times New Roman"/>
-          <w:b/>
-          <w:bCs/>
-          <w:sz w:val="28"/>
-          <w:szCs w:val="28"/>
-          <w:lang w:val="en-US"/>
-        </w:rPr>
-      </w:pPr>
-    </w:p>
-    <w:p>
-      <w:pPr>
-        <w:jc w:val="center"/>
-        <w:rPr>
-          <w:rFonts w:ascii="Times New Roman" w:hAnsi="Times New Roman"/>
-          <w:b/>
-          <w:bCs/>
-          <w:sz w:val="28"/>
-          <w:szCs w:val="28"/>
-          <w:lang w:val="en-US"/>
-        </w:rPr>
-      </w:pPr>
-    </w:p>
-    <w:p>
-      <w:pPr>
-        <w:jc w:val="center"/>
-        <w:rPr>
-          <w:rFonts w:ascii="Times New Roman" w:hAnsi="Times New Roman"/>
-          <w:b/>
-          <w:bCs/>
-          <w:sz w:val="28"/>
-          <w:szCs w:val="28"/>
-          <w:lang w:val="en-US"/>
-        </w:rPr>
-      </w:pPr>
-    </w:p>
-    <w:p>
-      <w:pPr>
-        <w:jc w:val="center"/>
-        <w:rPr>
-          <w:rFonts w:ascii="Times New Roman" w:hAnsi="Times New Roman"/>
-          <w:b/>
-          <w:bCs/>
-          <w:sz w:val="28"/>
-          <w:szCs w:val="28"/>
-          <w:lang w:val="en-US"/>
-        </w:rPr>
-      </w:pPr>
-    </w:p>
-    <w:p>
-      <w:pPr>
-        <w:rPr>
-          <w:rFonts w:ascii="Times New Roman" w:hAnsi="Times New Roman"/>
-          <w:b/>
-          <w:bCs/>
-          <w:sz w:val="28"/>
-          <w:szCs w:val="28"/>
-          <w:lang w:val="en-US"/>
-        </w:rPr>
-      </w:pPr>
-    </w:p>
-    <w:p>
-      <w:pPr>
-        <w:jc w:val="center"/>
-        <w:rPr>
-          <w:rFonts w:ascii="Times New Roman" w:hAnsi="Times New Roman"/>
-          <w:b/>
-          <w:bCs/>
-          <w:sz w:val="28"/>
-          <w:szCs w:val="28"/>
-          <w:lang w:val="en-US"/>
-        </w:rPr>
-      </w:pPr>
-    </w:p>
-    <w:p>
-      <w:pPr>
-        <w:jc w:val="center"/>
-        <w:rPr>
-          <w:rFonts w:ascii="Times New Roman" w:hAnsi="Times New Roman"/>
-          <w:b/>
-          <w:bCs/>
-          <w:sz w:val="28"/>
-          <w:szCs w:val="28"/>
-        </w:rPr>
-      </w:pPr>
-      <w:bookmarkStart w:id="1" w:name="_Hlk242827368"/>
-    </w:p>
-    <w:p>
-      <w:pPr>
-        <w:jc w:val="center"/>
-        <w:rPr>
-          <w:rFonts w:ascii="Times New Roman" w:hAnsi="Times New Roman"/>
-          <w:b/>
-          <w:bCs/>
-          <w:sz w:val="28"/>
-          <w:szCs w:val="28"/>
-        </w:rPr>
-      </w:pPr>
-    </w:p>
-    <w:p>
-      <w:pPr>
-        <w:jc w:val="center"/>
-        <w:rPr>
-          <w:rFonts w:ascii="Times New Roman" w:hAnsi="Times New Roman"/>
-          <w:b/>
-          <w:bCs/>
-          <w:sz w:val="28"/>
-          <w:szCs w:val="28"/>
-        </w:rPr>
-      </w:pPr>
-      <w:r>
-        <w:rPr>
-          <w:rFonts w:ascii="Times New Roman" w:hAnsi="Times New Roman"/>
-          <w:b/>
-          <w:bCs/>
-          <w:sz w:val="28"/>
-          <w:szCs w:val="28"/>
-        </w:rPr>
-        <w:t xml:space="preserve">4. Код на </w:t>
-      </w:r>
-      <w:r>
-        <w:rPr>
-          <w:rFonts w:ascii="Times New Roman" w:hAnsi="Times New Roman"/>
-          <w:b/>
-          <w:bCs/>
-          <w:sz w:val="28"/>
-          <w:szCs w:val="28"/>
-          <w:lang w:val="en-US"/>
-        </w:rPr>
-        <w:t>C</w:t>
-      </w:r>
-      <w:r>
-        <w:rPr>
-          <w:rFonts w:ascii="Times New Roman" w:hAnsi="Times New Roman"/>
-          <w:b/>
-          <w:bCs/>
-          <w:sz w:val="28"/>
-          <w:szCs w:val="28"/>
-        </w:rPr>
-        <w:t>++</w:t>
-      </w:r>
-      <w:bookmarkEnd w:id="1"/>
-    </w:p>
-    <w:p>
-      <w:pPr>
-        <w:rPr>
-          <w:rFonts w:ascii="Times New Roman" w:hAnsi="Times New Roman"/>
-          <w:sz w:val="28"/>
-          <w:szCs w:val="28"/>
-          <w:lang w:val="en-US"/>
-        </w:rPr>
-      </w:pPr>
-      <w:r>
-        <w:rPr>
-          <w:rFonts w:ascii="Times New Roman" w:hAnsi="Times New Roman"/>
-          <w:b/>
-          <w:bCs/>
-          <w:sz w:val="28"/>
-          <w:szCs w:val="28"/>
-          <w:lang w:val="en-US"/>
+        <w:t>Double</w:t>
+      </w:r>
+      <w:proofErr w:type="gramEnd"/>
+      <w:r>
+        <w:rPr>
+          <w:rFonts w:ascii="Times New Roman" w:hAnsi="Times New Roman"/>
+          <w:sz w:val="28"/>
+          <w:szCs w:val="28"/>
+        </w:rPr>
+        <w:t>):</w:t>
+      </w:r>
+    </w:p>
+    <w:p>
+      <w:pPr>
+        <w:jc w:val="center"/>
+        <w:rPr>
+          <w:rFonts w:ascii="Times New Roman" w:hAnsi="Times New Roman"/>
+          <w:b/>
+          <w:bCs/>
+          <w:sz w:val="28"/>
+          <w:szCs w:val="28"/>
+        </w:rPr>
+      </w:pPr>
+      <w:r>
+        <w:rPr>
+          <w:rFonts w:ascii="Times New Roman" w:hAnsi="Times New Roman"/>
+          <w:b/>
+          <w:bCs/>
+          <w:noProof/>
+          <w:sz w:val="28"/>
+          <w:szCs w:val="28"/>
+          <w14:ligatures w14:val="standardContextual"/>
         </w:rPr>
         <w:lastRenderedPageBreak/>
-        <w:br/>
-      </w:r>
-      <w:r>
-        <w:rPr>
-          <w:rFonts w:ascii="Times New Roman" w:hAnsi="Times New Roman"/>
-          <w:sz w:val="28"/>
-          <w:szCs w:val="28"/>
-        </w:rPr>
-        <w:t xml:space="preserve">Задание 1 </w:t>
-      </w:r>
-      <w:proofErr w:type="gramStart"/>
-      <w:r>
-        <w:rPr>
-          <w:rFonts w:ascii="Times New Roman" w:hAnsi="Times New Roman"/>
-          <w:sz w:val="28"/>
-          <w:szCs w:val="28"/>
-        </w:rPr>
-        <w:t xml:space="preserve">( </w:t>
-      </w:r>
-      <w:r>
-        <w:rPr>
-          <w:rFonts w:ascii="Times New Roman" w:hAnsi="Times New Roman"/>
-          <w:sz w:val="28"/>
-          <w:szCs w:val="28"/>
-          <w:lang w:val="en-US"/>
-        </w:rPr>
-        <w:t>Double</w:t>
-      </w:r>
-      <w:proofErr w:type="gramEnd"/>
-      <w:r>
-        <w:rPr>
-          <w:rFonts w:ascii="Times New Roman" w:hAnsi="Times New Roman"/>
-          <w:sz w:val="28"/>
-          <w:szCs w:val="28"/>
-          <w:lang w:val="en-US"/>
-        </w:rPr>
-        <w:t>)</w:t>
-      </w:r>
-      <w:r>
-        <w:rPr>
-          <w:rFonts w:ascii="Times New Roman" w:hAnsi="Times New Roman"/>
-          <w:sz w:val="28"/>
-          <w:szCs w:val="28"/>
-          <w:lang w:val="en-US"/>
-        </w:rPr>
-        <w:t>:</w:t>
-      </w:r>
-    </w:p>
-    <w:p>
-      <w:pPr>
-        <w:jc w:val="center"/>
-        <w:rPr>
-          <w:rFonts w:ascii="Times New Roman" w:hAnsi="Times New Roman"/>
-          <w:b/>
-          <w:bCs/>
-          <w:sz w:val="28"/>
-          <w:szCs w:val="28"/>
-        </w:rPr>
-      </w:pPr>
-      <w:r>
-        <w:rPr>
-          <w:rFonts w:ascii="Times New Roman" w:hAnsi="Times New Roman"/>
-          <w:b/>
-          <w:bCs/>
-          <w:noProof/>
-          <w:sz w:val="28"/>
-          <w:szCs w:val="28"/>
-          <w14:ligatures w14:val="standardContextual"/>
-        </w:rPr>
         <w:drawing>
-          <wp:anchor distT="0" distB="0" distL="114300" distR="114300" simplePos="0" relativeHeight="251662336" behindDoc="0" locked="0" layoutInCell="1" allowOverlap="1" wp14:anchorId="4F3BA5F7" wp14:editId="58B1CCDD">
+          <wp:anchor distT="0" distB="0" distL="114300" distR="114300" simplePos="0" relativeHeight="251662336" behindDoc="0" locked="0" layoutInCell="1" allowOverlap="1" wp14:anchorId="4F3BA5F7" wp14:editId="709AFF96">
             <wp:simplePos x="0" y="0"/>
-            <wp:positionH relativeFrom="column">
-              <wp:posOffset>-632460</wp:posOffset>
+            <wp:positionH relativeFrom="page">
+              <wp:align>center</wp:align>
             </wp:positionH>
             <wp:positionV relativeFrom="paragraph">
-              <wp:posOffset>180339</wp:posOffset>
+              <wp:posOffset>189230</wp:posOffset>
             </wp:positionV>
             <wp:extent cx="5943600" cy="7115163"/>
             <wp:effectExtent l="0" t="0" r="0" b="0"/>
@@ -2748,7 +2786,7 @@
                   <pic:spPr>
                     <a:xfrm>
                       <a:off x="0" y="0"/>
-                      <a:ext cx="5948055" cy="7120496"/>
+                      <a:ext cx="5943600" cy="7115163"/>
                     </a:xfrm>
                     <a:prstGeom prst="rect">
                       <a:avLst/>
@@ -3181,73 +3219,68 @@
           <w:rFonts w:ascii="Times New Roman" w:hAnsi="Times New Roman"/>
           <w:sz w:val="28"/>
           <w:szCs w:val="28"/>
+        </w:rPr>
+      </w:pPr>
+    </w:p>
+    <w:p>
+      <w:pPr>
+        <w:rPr>
+          <w:rFonts w:ascii="Times New Roman" w:hAnsi="Times New Roman"/>
+          <w:sz w:val="28"/>
+          <w:szCs w:val="28"/>
+        </w:rPr>
+      </w:pPr>
+    </w:p>
+    <w:p>
+      <w:pPr>
+        <w:rPr>
+          <w:rFonts w:ascii="Times New Roman" w:hAnsi="Times New Roman"/>
+          <w:sz w:val="28"/>
+          <w:szCs w:val="28"/>
+        </w:rPr>
+      </w:pPr>
+    </w:p>
+    <w:p>
+      <w:pPr>
+        <w:rPr>
+          <w:rFonts w:ascii="Times New Roman" w:hAnsi="Times New Roman"/>
+          <w:sz w:val="28"/>
+          <w:szCs w:val="28"/>
+        </w:rPr>
+      </w:pPr>
+    </w:p>
+    <w:p>
+      <w:pPr>
+        <w:rPr>
+          <w:rFonts w:ascii="Times New Roman" w:hAnsi="Times New Roman"/>
+          <w:sz w:val="28"/>
+          <w:szCs w:val="28"/>
+        </w:rPr>
+      </w:pPr>
+      <w:r>
+        <w:rPr>
+          <w:rFonts w:ascii="Times New Roman" w:hAnsi="Times New Roman"/>
+          <w:sz w:val="28"/>
+          <w:szCs w:val="28"/>
+        </w:rPr>
+        <w:t xml:space="preserve">Задание 1 </w:t>
+      </w:r>
+      <w:proofErr w:type="gramStart"/>
+      <w:r>
+        <w:rPr>
+          <w:rFonts w:ascii="Times New Roman" w:hAnsi="Times New Roman"/>
+          <w:sz w:val="28"/>
+          <w:szCs w:val="28"/>
+        </w:rPr>
+        <w:t xml:space="preserve">( </w:t>
+      </w:r>
+      <w:r>
+        <w:rPr>
+          <w:rFonts w:ascii="Times New Roman" w:hAnsi="Times New Roman"/>
+          <w:sz w:val="28"/>
+          <w:szCs w:val="28"/>
           <w:lang w:val="en-US"/>
         </w:rPr>
-      </w:pPr>
-    </w:p>
-    <w:p>
-      <w:pPr>
-        <w:rPr>
-          <w:rFonts w:ascii="Times New Roman" w:hAnsi="Times New Roman"/>
-          <w:sz w:val="28"/>
-          <w:szCs w:val="28"/>
-          <w:lang w:val="en-US"/>
-        </w:rPr>
-      </w:pPr>
-    </w:p>
-    <w:p>
-      <w:pPr>
-        <w:rPr>
-          <w:rFonts w:ascii="Times New Roman" w:hAnsi="Times New Roman"/>
-          <w:sz w:val="28"/>
-          <w:szCs w:val="28"/>
-          <w:lang w:val="en-US"/>
-        </w:rPr>
-      </w:pPr>
-    </w:p>
-    <w:p>
-      <w:pPr>
-        <w:rPr>
-          <w:rFonts w:ascii="Times New Roman" w:hAnsi="Times New Roman"/>
-          <w:sz w:val="28"/>
-          <w:szCs w:val="28"/>
-          <w:lang w:val="en-US"/>
-        </w:rPr>
-      </w:pPr>
-    </w:p>
-    <w:p>
-      <w:pPr>
-        <w:rPr>
-          <w:rFonts w:ascii="Times New Roman" w:hAnsi="Times New Roman"/>
-          <w:sz w:val="28"/>
-          <w:szCs w:val="28"/>
-          <w:lang w:val="en-US"/>
-        </w:rPr>
-      </w:pPr>
-      <w:r>
-        <w:rPr>
-          <w:rFonts w:ascii="Times New Roman" w:hAnsi="Times New Roman"/>
-          <w:sz w:val="28"/>
-          <w:szCs w:val="28"/>
-        </w:rPr>
-        <w:t xml:space="preserve">Задание 1 </w:t>
-      </w:r>
-      <w:proofErr w:type="gramStart"/>
-      <w:r>
-        <w:rPr>
-          <w:rFonts w:ascii="Times New Roman" w:hAnsi="Times New Roman"/>
-          <w:sz w:val="28"/>
-          <w:szCs w:val="28"/>
-        </w:rPr>
-        <w:t xml:space="preserve">( </w:t>
-      </w:r>
-      <w:r>
-        <w:rPr>
-          <w:rFonts w:ascii="Times New Roman" w:hAnsi="Times New Roman"/>
-          <w:sz w:val="28"/>
-          <w:szCs w:val="28"/>
-          <w:lang w:val="en-US"/>
-        </w:rPr>
         <w:t>float</w:t>
       </w:r>
       <w:proofErr w:type="gramEnd"/>
@@ -3256,7 +3289,6 @@
           <w:rFonts w:ascii="Times New Roman" w:hAnsi="Times New Roman"/>
           <w:sz w:val="28"/>
           <w:szCs w:val="28"/>
-          <w:lang w:val="en-US"/>
         </w:rPr>
         <w:t>):</w:t>
       </w:r>
@@ -3330,7 +3362,6 @@
           <w:bCs/>
           <w:sz w:val="28"/>
           <w:szCs w:val="28"/>
-          <w:lang w:val="en-US"/>
         </w:rPr>
       </w:pPr>
       <w:r>
@@ -3343,14 +3374,15 @@
           <w:szCs w:val="28"/>
           <w14:ligatures w14:val="standardContextual"/>
         </w:rPr>
+        <w:lastRenderedPageBreak/>
         <w:drawing>
-          <wp:anchor distT="0" distB="0" distL="114300" distR="114300" simplePos="0" relativeHeight="251663360" behindDoc="0" locked="0" layoutInCell="1" allowOverlap="1" wp14:anchorId="0A5B955B" wp14:editId="656DFA8A">
+          <wp:anchor distT="0" distB="0" distL="114300" distR="114300" simplePos="0" relativeHeight="251663360" behindDoc="0" locked="0" layoutInCell="1" allowOverlap="1" wp14:anchorId="0A5B955B" wp14:editId="6DE40527">
             <wp:simplePos x="0" y="0"/>
             <wp:positionH relativeFrom="page">
-              <wp:posOffset>396240</wp:posOffset>
+              <wp:posOffset>710565</wp:posOffset>
             </wp:positionH>
             <wp:positionV relativeFrom="paragraph">
-              <wp:posOffset>166370</wp:posOffset>
+              <wp:posOffset>156845</wp:posOffset>
             </wp:positionV>
             <wp:extent cx="6003482" cy="7019925"/>
             <wp:effectExtent l="0" t="0" r="0" b="0"/>
@@ -3409,383 +3441,354 @@
           <w:bCs/>
           <w:sz w:val="28"/>
           <w:szCs w:val="28"/>
-          <w:lang w:val="en-US"/>
-        </w:rPr>
-      </w:pPr>
-    </w:p>
-    <w:p>
-      <w:pPr>
-        <w:jc w:val="center"/>
-        <w:rPr>
-          <w:rFonts w:ascii="Times New Roman" w:hAnsi="Times New Roman"/>
-          <w:b/>
-          <w:bCs/>
-          <w:sz w:val="28"/>
-          <w:szCs w:val="28"/>
-          <w:lang w:val="en-US"/>
-        </w:rPr>
-      </w:pPr>
-    </w:p>
-    <w:p>
-      <w:pPr>
-        <w:jc w:val="center"/>
-        <w:rPr>
-          <w:rFonts w:ascii="Times New Roman" w:hAnsi="Times New Roman"/>
-          <w:b/>
-          <w:bCs/>
-          <w:sz w:val="28"/>
-          <w:szCs w:val="28"/>
-          <w:lang w:val="en-US"/>
-        </w:rPr>
-      </w:pPr>
-    </w:p>
-    <w:p>
-      <w:pPr>
-        <w:jc w:val="center"/>
-        <w:rPr>
-          <w:rFonts w:ascii="Times New Roman" w:hAnsi="Times New Roman"/>
-          <w:b/>
-          <w:bCs/>
-          <w:sz w:val="28"/>
-          <w:szCs w:val="28"/>
-          <w:lang w:val="en-US"/>
-        </w:rPr>
-      </w:pPr>
-    </w:p>
-    <w:p>
-      <w:pPr>
-        <w:jc w:val="center"/>
-        <w:rPr>
-          <w:rFonts w:ascii="Times New Roman" w:hAnsi="Times New Roman"/>
-          <w:b/>
-          <w:bCs/>
-          <w:sz w:val="28"/>
-          <w:szCs w:val="28"/>
-          <w:lang w:val="en-US"/>
-        </w:rPr>
-      </w:pPr>
-    </w:p>
-    <w:p>
-      <w:pPr>
-        <w:jc w:val="center"/>
-        <w:rPr>
-          <w:rFonts w:ascii="Times New Roman" w:hAnsi="Times New Roman"/>
-          <w:b/>
-          <w:bCs/>
-          <w:sz w:val="28"/>
-          <w:szCs w:val="28"/>
-          <w:lang w:val="en-US"/>
-        </w:rPr>
-      </w:pPr>
-    </w:p>
-    <w:p>
-      <w:pPr>
-        <w:jc w:val="center"/>
-        <w:rPr>
-          <w:rFonts w:ascii="Times New Roman" w:hAnsi="Times New Roman"/>
-          <w:b/>
-          <w:bCs/>
-          <w:sz w:val="28"/>
-          <w:szCs w:val="28"/>
-          <w:lang w:val="en-US"/>
-        </w:rPr>
-      </w:pPr>
-    </w:p>
-    <w:p>
-      <w:pPr>
-        <w:jc w:val="center"/>
-        <w:rPr>
-          <w:rFonts w:ascii="Times New Roman" w:hAnsi="Times New Roman"/>
-          <w:b/>
-          <w:bCs/>
-          <w:sz w:val="28"/>
-          <w:szCs w:val="28"/>
-          <w:lang w:val="en-US"/>
-        </w:rPr>
-      </w:pPr>
-    </w:p>
-    <w:p>
-      <w:pPr>
-        <w:jc w:val="center"/>
-        <w:rPr>
-          <w:rFonts w:ascii="Times New Roman" w:hAnsi="Times New Roman"/>
-          <w:b/>
-          <w:bCs/>
-          <w:sz w:val="28"/>
-          <w:szCs w:val="28"/>
-          <w:lang w:val="en-US"/>
-        </w:rPr>
-      </w:pPr>
-    </w:p>
-    <w:p>
-      <w:pPr>
-        <w:jc w:val="center"/>
-        <w:rPr>
-          <w:rFonts w:ascii="Times New Roman" w:hAnsi="Times New Roman"/>
-          <w:b/>
-          <w:bCs/>
-          <w:sz w:val="28"/>
-          <w:szCs w:val="28"/>
-          <w:lang w:val="en-US"/>
-        </w:rPr>
-      </w:pPr>
-    </w:p>
-    <w:p>
-      <w:pPr>
-        <w:jc w:val="center"/>
-        <w:rPr>
-          <w:rFonts w:ascii="Times New Roman" w:hAnsi="Times New Roman"/>
-          <w:b/>
-          <w:bCs/>
-          <w:sz w:val="28"/>
-          <w:szCs w:val="28"/>
-          <w:lang w:val="en-US"/>
-        </w:rPr>
-      </w:pPr>
-    </w:p>
-    <w:p>
-      <w:pPr>
-        <w:jc w:val="center"/>
-        <w:rPr>
-          <w:rFonts w:ascii="Times New Roman" w:hAnsi="Times New Roman"/>
-          <w:b/>
-          <w:bCs/>
-          <w:sz w:val="28"/>
-          <w:szCs w:val="28"/>
-          <w:lang w:val="en-US"/>
-        </w:rPr>
-      </w:pPr>
-    </w:p>
-    <w:p>
-      <w:pPr>
-        <w:jc w:val="center"/>
-        <w:rPr>
-          <w:rFonts w:ascii="Times New Roman" w:hAnsi="Times New Roman"/>
-          <w:b/>
-          <w:bCs/>
-          <w:sz w:val="28"/>
-          <w:szCs w:val="28"/>
-          <w:lang w:val="en-US"/>
-        </w:rPr>
-      </w:pPr>
-    </w:p>
-    <w:p>
-      <w:pPr>
-        <w:jc w:val="center"/>
-        <w:rPr>
-          <w:rFonts w:ascii="Times New Roman" w:hAnsi="Times New Roman"/>
-          <w:b/>
-          <w:bCs/>
-          <w:sz w:val="28"/>
-          <w:szCs w:val="28"/>
-          <w:lang w:val="en-US"/>
-        </w:rPr>
-      </w:pPr>
-    </w:p>
-    <w:p>
-      <w:pPr>
-        <w:jc w:val="center"/>
-        <w:rPr>
-          <w:rFonts w:ascii="Times New Roman" w:hAnsi="Times New Roman"/>
-          <w:b/>
-          <w:bCs/>
-          <w:sz w:val="28"/>
-          <w:szCs w:val="28"/>
-          <w:lang w:val="en-US"/>
-        </w:rPr>
-      </w:pPr>
-    </w:p>
-    <w:p>
-      <w:pPr>
-        <w:jc w:val="center"/>
-        <w:rPr>
-          <w:rFonts w:ascii="Times New Roman" w:hAnsi="Times New Roman"/>
-          <w:b/>
-          <w:bCs/>
-          <w:sz w:val="28"/>
-          <w:szCs w:val="28"/>
-          <w:lang w:val="en-US"/>
-        </w:rPr>
-      </w:pPr>
-    </w:p>
-    <w:p>
-      <w:pPr>
-        <w:jc w:val="center"/>
-        <w:rPr>
-          <w:rFonts w:ascii="Times New Roman" w:hAnsi="Times New Roman"/>
-          <w:b/>
-          <w:bCs/>
-          <w:sz w:val="28"/>
-          <w:szCs w:val="28"/>
-          <w:lang w:val="en-US"/>
-        </w:rPr>
-      </w:pPr>
-    </w:p>
-    <w:p>
-      <w:pPr>
-        <w:jc w:val="center"/>
-        <w:rPr>
-          <w:rFonts w:ascii="Times New Roman" w:hAnsi="Times New Roman"/>
-          <w:b/>
-          <w:bCs/>
-          <w:sz w:val="28"/>
-          <w:szCs w:val="28"/>
-          <w:lang w:val="en-US"/>
-        </w:rPr>
-      </w:pPr>
-    </w:p>
-    <w:p>
-      <w:pPr>
-        <w:jc w:val="center"/>
-        <w:rPr>
-          <w:rFonts w:ascii="Times New Roman" w:hAnsi="Times New Roman"/>
-          <w:b/>
-          <w:bCs/>
-          <w:sz w:val="28"/>
-          <w:szCs w:val="28"/>
-          <w:lang w:val="en-US"/>
-        </w:rPr>
-      </w:pPr>
-    </w:p>
-    <w:p>
-      <w:pPr>
-        <w:jc w:val="center"/>
-        <w:rPr>
-          <w:rFonts w:ascii="Times New Roman" w:hAnsi="Times New Roman"/>
-          <w:b/>
-          <w:bCs/>
-          <w:sz w:val="28"/>
-          <w:szCs w:val="28"/>
-          <w:lang w:val="en-US"/>
-        </w:rPr>
-      </w:pPr>
-    </w:p>
-    <w:p>
-      <w:pPr>
-        <w:jc w:val="center"/>
-        <w:rPr>
-          <w:rFonts w:ascii="Times New Roman" w:hAnsi="Times New Roman"/>
-          <w:b/>
-          <w:bCs/>
-          <w:sz w:val="28"/>
-          <w:szCs w:val="28"/>
-          <w:lang w:val="en-US"/>
-        </w:rPr>
-      </w:pPr>
-    </w:p>
-    <w:p>
-      <w:pPr>
-        <w:jc w:val="center"/>
-        <w:rPr>
-          <w:rFonts w:ascii="Times New Roman" w:hAnsi="Times New Roman"/>
-          <w:b/>
-          <w:bCs/>
-          <w:sz w:val="28"/>
-          <w:szCs w:val="28"/>
-          <w:lang w:val="en-US"/>
-        </w:rPr>
-      </w:pPr>
-    </w:p>
-    <w:p>
-      <w:pPr>
-        <w:jc w:val="center"/>
-        <w:rPr>
-          <w:rFonts w:ascii="Times New Roman" w:hAnsi="Times New Roman"/>
-          <w:b/>
-          <w:bCs/>
-          <w:sz w:val="28"/>
-          <w:szCs w:val="28"/>
-          <w:lang w:val="en-US"/>
-        </w:rPr>
-      </w:pPr>
-    </w:p>
-    <w:p>
-      <w:pPr>
-        <w:jc w:val="center"/>
-        <w:rPr>
-          <w:rFonts w:ascii="Times New Roman" w:hAnsi="Times New Roman"/>
-          <w:b/>
-          <w:bCs/>
-          <w:sz w:val="28"/>
-          <w:szCs w:val="28"/>
-          <w:lang w:val="en-US"/>
-        </w:rPr>
-      </w:pPr>
-    </w:p>
-    <w:p>
-      <w:pPr>
-        <w:jc w:val="center"/>
-        <w:rPr>
-          <w:rFonts w:ascii="Times New Roman" w:hAnsi="Times New Roman"/>
-          <w:b/>
-          <w:bCs/>
-          <w:sz w:val="28"/>
-          <w:szCs w:val="28"/>
-          <w:lang w:val="en-US"/>
-        </w:rPr>
-      </w:pPr>
-    </w:p>
-    <w:p>
-      <w:pPr>
-        <w:jc w:val="center"/>
-        <w:rPr>
-          <w:rFonts w:ascii="Times New Roman" w:hAnsi="Times New Roman"/>
-          <w:b/>
-          <w:bCs/>
-          <w:sz w:val="28"/>
-          <w:szCs w:val="28"/>
-          <w:lang w:val="en-US"/>
-        </w:rPr>
-      </w:pPr>
-    </w:p>
-    <w:p>
-      <w:pPr>
-        <w:jc w:val="center"/>
-        <w:rPr>
-          <w:rFonts w:ascii="Times New Roman" w:hAnsi="Times New Roman"/>
-          <w:b/>
-          <w:bCs/>
-          <w:sz w:val="28"/>
-          <w:szCs w:val="28"/>
-          <w:lang w:val="en-US"/>
-        </w:rPr>
-      </w:pPr>
-    </w:p>
-    <w:p>
-      <w:pPr>
-        <w:jc w:val="center"/>
-        <w:rPr>
-          <w:rFonts w:ascii="Times New Roman" w:hAnsi="Times New Roman"/>
-          <w:b/>
-          <w:bCs/>
-          <w:sz w:val="28"/>
-          <w:szCs w:val="28"/>
-          <w:lang w:val="en-US"/>
-        </w:rPr>
-      </w:pPr>
-    </w:p>
-    <w:p>
-      <w:pPr>
-        <w:jc w:val="center"/>
-        <w:rPr>
-          <w:rFonts w:ascii="Times New Roman" w:hAnsi="Times New Roman"/>
-          <w:b/>
-          <w:bCs/>
-          <w:sz w:val="28"/>
-          <w:szCs w:val="28"/>
-        </w:rPr>
-      </w:pPr>
-    </w:p>
-    <w:p>
-      <w:pPr>
-        <w:jc w:val="center"/>
-        <w:rPr>
-          <w:rFonts w:ascii="Times New Roman" w:hAnsi="Times New Roman"/>
-          <w:b/>
-          <w:bCs/>
-          <w:sz w:val="28"/>
-          <w:szCs w:val="28"/>
-          <w:lang w:val="en-US"/>
+        </w:rPr>
+      </w:pPr>
+    </w:p>
+    <w:p>
+      <w:pPr>
+        <w:jc w:val="center"/>
+        <w:rPr>
+          <w:rFonts w:ascii="Times New Roman" w:hAnsi="Times New Roman"/>
+          <w:b/>
+          <w:bCs/>
+          <w:sz w:val="28"/>
+          <w:szCs w:val="28"/>
+        </w:rPr>
+      </w:pPr>
+    </w:p>
+    <w:p>
+      <w:pPr>
+        <w:jc w:val="center"/>
+        <w:rPr>
+          <w:rFonts w:ascii="Times New Roman" w:hAnsi="Times New Roman"/>
+          <w:b/>
+          <w:bCs/>
+          <w:sz w:val="28"/>
+          <w:szCs w:val="28"/>
+        </w:rPr>
+      </w:pPr>
+    </w:p>
+    <w:p>
+      <w:pPr>
+        <w:jc w:val="center"/>
+        <w:rPr>
+          <w:rFonts w:ascii="Times New Roman" w:hAnsi="Times New Roman"/>
+          <w:b/>
+          <w:bCs/>
+          <w:sz w:val="28"/>
+          <w:szCs w:val="28"/>
+        </w:rPr>
+      </w:pPr>
+    </w:p>
+    <w:p>
+      <w:pPr>
+        <w:jc w:val="center"/>
+        <w:rPr>
+          <w:rFonts w:ascii="Times New Roman" w:hAnsi="Times New Roman"/>
+          <w:b/>
+          <w:bCs/>
+          <w:sz w:val="28"/>
+          <w:szCs w:val="28"/>
+        </w:rPr>
+      </w:pPr>
+    </w:p>
+    <w:p>
+      <w:pPr>
+        <w:jc w:val="center"/>
+        <w:rPr>
+          <w:rFonts w:ascii="Times New Roman" w:hAnsi="Times New Roman"/>
+          <w:b/>
+          <w:bCs/>
+          <w:sz w:val="28"/>
+          <w:szCs w:val="28"/>
+        </w:rPr>
+      </w:pPr>
+    </w:p>
+    <w:p>
+      <w:pPr>
+        <w:jc w:val="center"/>
+        <w:rPr>
+          <w:rFonts w:ascii="Times New Roman" w:hAnsi="Times New Roman"/>
+          <w:b/>
+          <w:bCs/>
+          <w:sz w:val="28"/>
+          <w:szCs w:val="28"/>
+        </w:rPr>
+      </w:pPr>
+    </w:p>
+    <w:p>
+      <w:pPr>
+        <w:jc w:val="center"/>
+        <w:rPr>
+          <w:rFonts w:ascii="Times New Roman" w:hAnsi="Times New Roman"/>
+          <w:b/>
+          <w:bCs/>
+          <w:sz w:val="28"/>
+          <w:szCs w:val="28"/>
+        </w:rPr>
+      </w:pPr>
+    </w:p>
+    <w:p>
+      <w:pPr>
+        <w:jc w:val="center"/>
+        <w:rPr>
+          <w:rFonts w:ascii="Times New Roman" w:hAnsi="Times New Roman"/>
+          <w:b/>
+          <w:bCs/>
+          <w:sz w:val="28"/>
+          <w:szCs w:val="28"/>
+        </w:rPr>
+      </w:pPr>
+    </w:p>
+    <w:p>
+      <w:pPr>
+        <w:jc w:val="center"/>
+        <w:rPr>
+          <w:rFonts w:ascii="Times New Roman" w:hAnsi="Times New Roman"/>
+          <w:b/>
+          <w:bCs/>
+          <w:sz w:val="28"/>
+          <w:szCs w:val="28"/>
+        </w:rPr>
+      </w:pPr>
+    </w:p>
+    <w:p>
+      <w:pPr>
+        <w:jc w:val="center"/>
+        <w:rPr>
+          <w:rFonts w:ascii="Times New Roman" w:hAnsi="Times New Roman"/>
+          <w:b/>
+          <w:bCs/>
+          <w:sz w:val="28"/>
+          <w:szCs w:val="28"/>
+        </w:rPr>
+      </w:pPr>
+    </w:p>
+    <w:p>
+      <w:pPr>
+        <w:jc w:val="center"/>
+        <w:rPr>
+          <w:rFonts w:ascii="Times New Roman" w:hAnsi="Times New Roman"/>
+          <w:b/>
+          <w:bCs/>
+          <w:sz w:val="28"/>
+          <w:szCs w:val="28"/>
+        </w:rPr>
+      </w:pPr>
+    </w:p>
+    <w:p>
+      <w:pPr>
+        <w:jc w:val="center"/>
+        <w:rPr>
+          <w:rFonts w:ascii="Times New Roman" w:hAnsi="Times New Roman"/>
+          <w:b/>
+          <w:bCs/>
+          <w:sz w:val="28"/>
+          <w:szCs w:val="28"/>
+        </w:rPr>
+      </w:pPr>
+    </w:p>
+    <w:p>
+      <w:pPr>
+        <w:jc w:val="center"/>
+        <w:rPr>
+          <w:rFonts w:ascii="Times New Roman" w:hAnsi="Times New Roman"/>
+          <w:b/>
+          <w:bCs/>
+          <w:sz w:val="28"/>
+          <w:szCs w:val="28"/>
+        </w:rPr>
+      </w:pPr>
+    </w:p>
+    <w:p>
+      <w:pPr>
+        <w:jc w:val="center"/>
+        <w:rPr>
+          <w:rFonts w:ascii="Times New Roman" w:hAnsi="Times New Roman"/>
+          <w:b/>
+          <w:bCs/>
+          <w:sz w:val="28"/>
+          <w:szCs w:val="28"/>
+        </w:rPr>
+      </w:pPr>
+    </w:p>
+    <w:p>
+      <w:pPr>
+        <w:jc w:val="center"/>
+        <w:rPr>
+          <w:rFonts w:ascii="Times New Roman" w:hAnsi="Times New Roman"/>
+          <w:b/>
+          <w:bCs/>
+          <w:sz w:val="28"/>
+          <w:szCs w:val="28"/>
+        </w:rPr>
+      </w:pPr>
+    </w:p>
+    <w:p>
+      <w:pPr>
+        <w:jc w:val="center"/>
+        <w:rPr>
+          <w:rFonts w:ascii="Times New Roman" w:hAnsi="Times New Roman"/>
+          <w:b/>
+          <w:bCs/>
+          <w:sz w:val="28"/>
+          <w:szCs w:val="28"/>
+        </w:rPr>
+      </w:pPr>
+    </w:p>
+    <w:p>
+      <w:pPr>
+        <w:jc w:val="center"/>
+        <w:rPr>
+          <w:rFonts w:ascii="Times New Roman" w:hAnsi="Times New Roman"/>
+          <w:b/>
+          <w:bCs/>
+          <w:sz w:val="28"/>
+          <w:szCs w:val="28"/>
+        </w:rPr>
+      </w:pPr>
+    </w:p>
+    <w:p>
+      <w:pPr>
+        <w:jc w:val="center"/>
+        <w:rPr>
+          <w:rFonts w:ascii="Times New Roman" w:hAnsi="Times New Roman"/>
+          <w:b/>
+          <w:bCs/>
+          <w:sz w:val="28"/>
+          <w:szCs w:val="28"/>
+        </w:rPr>
+      </w:pPr>
+    </w:p>
+    <w:p>
+      <w:pPr>
+        <w:jc w:val="center"/>
+        <w:rPr>
+          <w:rFonts w:ascii="Times New Roman" w:hAnsi="Times New Roman"/>
+          <w:b/>
+          <w:bCs/>
+          <w:sz w:val="28"/>
+          <w:szCs w:val="28"/>
+        </w:rPr>
+      </w:pPr>
+    </w:p>
+    <w:p>
+      <w:pPr>
+        <w:jc w:val="center"/>
+        <w:rPr>
+          <w:rFonts w:ascii="Times New Roman" w:hAnsi="Times New Roman"/>
+          <w:b/>
+          <w:bCs/>
+          <w:sz w:val="28"/>
+          <w:szCs w:val="28"/>
+        </w:rPr>
+      </w:pPr>
+    </w:p>
+    <w:p>
+      <w:pPr>
+        <w:jc w:val="center"/>
+        <w:rPr>
+          <w:rFonts w:ascii="Times New Roman" w:hAnsi="Times New Roman"/>
+          <w:b/>
+          <w:bCs/>
+          <w:sz w:val="28"/>
+          <w:szCs w:val="28"/>
+        </w:rPr>
+      </w:pPr>
+    </w:p>
+    <w:p>
+      <w:pPr>
+        <w:jc w:val="center"/>
+        <w:rPr>
+          <w:rFonts w:ascii="Times New Roman" w:hAnsi="Times New Roman"/>
+          <w:b/>
+          <w:bCs/>
+          <w:sz w:val="28"/>
+          <w:szCs w:val="28"/>
+        </w:rPr>
+      </w:pPr>
+    </w:p>
+    <w:p>
+      <w:pPr>
+        <w:jc w:val="center"/>
+        <w:rPr>
+          <w:rFonts w:ascii="Times New Roman" w:hAnsi="Times New Roman"/>
+          <w:b/>
+          <w:bCs/>
+          <w:sz w:val="28"/>
+          <w:szCs w:val="28"/>
+        </w:rPr>
+      </w:pPr>
+    </w:p>
+    <w:p>
+      <w:pPr>
+        <w:jc w:val="center"/>
+        <w:rPr>
+          <w:rFonts w:ascii="Times New Roman" w:hAnsi="Times New Roman"/>
+          <w:b/>
+          <w:bCs/>
+          <w:sz w:val="28"/>
+          <w:szCs w:val="28"/>
+        </w:rPr>
+      </w:pPr>
+    </w:p>
+    <w:p>
+      <w:pPr>
+        <w:jc w:val="center"/>
+        <w:rPr>
+          <w:rFonts w:ascii="Times New Roman" w:hAnsi="Times New Roman"/>
+          <w:b/>
+          <w:bCs/>
+          <w:sz w:val="28"/>
+          <w:szCs w:val="28"/>
+        </w:rPr>
+      </w:pPr>
+    </w:p>
+    <w:p>
+      <w:pPr>
+        <w:jc w:val="center"/>
+        <w:rPr>
+          <w:rFonts w:ascii="Times New Roman" w:hAnsi="Times New Roman"/>
+          <w:b/>
+          <w:bCs/>
+          <w:sz w:val="28"/>
+          <w:szCs w:val="28"/>
+        </w:rPr>
+      </w:pPr>
+    </w:p>
+    <w:p>
+      <w:pPr>
+        <w:jc w:val="center"/>
+        <w:rPr>
+          <w:rFonts w:ascii="Times New Roman" w:hAnsi="Times New Roman"/>
+          <w:b/>
+          <w:bCs/>
+          <w:sz w:val="28"/>
+          <w:szCs w:val="28"/>
+        </w:rPr>
+      </w:pPr>
+    </w:p>
+    <w:p>
+      <w:pPr>
+        <w:jc w:val="center"/>
+        <w:rPr>
+          <w:rFonts w:ascii="Times New Roman" w:hAnsi="Times New Roman"/>
+          <w:b/>
+          <w:bCs/>
+          <w:sz w:val="28"/>
+          <w:szCs w:val="28"/>
+        </w:rPr>
+      </w:pPr>
+    </w:p>
+    <w:p>
+      <w:pPr>
+        <w:jc w:val="center"/>
+        <w:rPr>
+          <w:rFonts w:ascii="Times New Roman" w:hAnsi="Times New Roman"/>
+          <w:b/>
+          <w:bCs/>
+          <w:sz w:val="28"/>
+          <w:szCs w:val="28"/>
         </w:rPr>
       </w:pPr>
       <w:r>
@@ -3808,82 +3811,75 @@
           <w:bCs/>
           <w:sz w:val="28"/>
           <w:szCs w:val="28"/>
-          <w:lang w:val="en-US"/>
-        </w:rPr>
-      </w:pPr>
-    </w:p>
-    <w:p>
-      <w:pPr>
-        <w:jc w:val="center"/>
-        <w:rPr>
-          <w:rFonts w:ascii="Times New Roman" w:hAnsi="Times New Roman"/>
-          <w:b/>
-          <w:bCs/>
-          <w:sz w:val="28"/>
-          <w:szCs w:val="28"/>
-          <w:lang w:val="en-US"/>
-        </w:rPr>
-      </w:pPr>
-    </w:p>
-    <w:p>
-      <w:pPr>
-        <w:jc w:val="center"/>
-        <w:rPr>
-          <w:rFonts w:ascii="Times New Roman" w:hAnsi="Times New Roman"/>
-          <w:b/>
-          <w:bCs/>
-          <w:sz w:val="28"/>
-          <w:szCs w:val="28"/>
-          <w:lang w:val="en-US"/>
-        </w:rPr>
-      </w:pPr>
-    </w:p>
-    <w:p>
-      <w:pPr>
-        <w:jc w:val="center"/>
-        <w:rPr>
-          <w:rFonts w:ascii="Times New Roman" w:hAnsi="Times New Roman"/>
-          <w:b/>
-          <w:bCs/>
-          <w:sz w:val="28"/>
-          <w:szCs w:val="28"/>
-          <w:lang w:val="en-US"/>
-        </w:rPr>
-      </w:pPr>
-    </w:p>
-    <w:p>
-      <w:pPr>
-        <w:jc w:val="center"/>
-        <w:rPr>
-          <w:rFonts w:ascii="Times New Roman" w:hAnsi="Times New Roman"/>
-          <w:b/>
-          <w:bCs/>
-          <w:sz w:val="28"/>
-          <w:szCs w:val="28"/>
-          <w:lang w:val="en-US"/>
-        </w:rPr>
-      </w:pPr>
-    </w:p>
-    <w:p>
-      <w:pPr>
-        <w:jc w:val="center"/>
-        <w:rPr>
-          <w:rFonts w:ascii="Times New Roman" w:hAnsi="Times New Roman"/>
-          <w:b/>
-          <w:bCs/>
-          <w:sz w:val="28"/>
-          <w:szCs w:val="28"/>
-          <w:lang w:val="en-US"/>
-        </w:rPr>
-      </w:pPr>
-    </w:p>
-    <w:p>
-      <w:pPr>
-        <w:rPr>
-          <w:rFonts w:ascii="Times New Roman" w:hAnsi="Times New Roman"/>
-          <w:sz w:val="28"/>
-          <w:szCs w:val="28"/>
-          <w:lang w:val="en-US"/>
+        </w:rPr>
+      </w:pPr>
+    </w:p>
+    <w:p>
+      <w:pPr>
+        <w:jc w:val="center"/>
+        <w:rPr>
+          <w:rFonts w:ascii="Times New Roman" w:hAnsi="Times New Roman"/>
+          <w:b/>
+          <w:bCs/>
+          <w:sz w:val="28"/>
+          <w:szCs w:val="28"/>
+        </w:rPr>
+      </w:pPr>
+    </w:p>
+    <w:p>
+      <w:pPr>
+        <w:jc w:val="center"/>
+        <w:rPr>
+          <w:rFonts w:ascii="Times New Roman" w:hAnsi="Times New Roman"/>
+          <w:b/>
+          <w:bCs/>
+          <w:sz w:val="28"/>
+          <w:szCs w:val="28"/>
+        </w:rPr>
+      </w:pPr>
+    </w:p>
+    <w:p>
+      <w:pPr>
+        <w:jc w:val="center"/>
+        <w:rPr>
+          <w:rFonts w:ascii="Times New Roman" w:hAnsi="Times New Roman"/>
+          <w:b/>
+          <w:bCs/>
+          <w:sz w:val="28"/>
+          <w:szCs w:val="28"/>
+        </w:rPr>
+      </w:pPr>
+    </w:p>
+    <w:p>
+      <w:pPr>
+        <w:jc w:val="center"/>
+        <w:rPr>
+          <w:rFonts w:ascii="Times New Roman" w:hAnsi="Times New Roman"/>
+          <w:b/>
+          <w:bCs/>
+          <w:sz w:val="28"/>
+          <w:szCs w:val="28"/>
+        </w:rPr>
+      </w:pPr>
+    </w:p>
+    <w:p>
+      <w:pPr>
+        <w:jc w:val="center"/>
+        <w:rPr>
+          <w:rFonts w:ascii="Times New Roman" w:hAnsi="Times New Roman"/>
+          <w:b/>
+          <w:bCs/>
+          <w:sz w:val="28"/>
+          <w:szCs w:val="28"/>
+        </w:rPr>
+      </w:pPr>
+    </w:p>
+    <w:p>
+      <w:pPr>
+        <w:rPr>
+          <w:rFonts w:ascii="Times New Roman" w:hAnsi="Times New Roman"/>
+          <w:sz w:val="28"/>
+          <w:szCs w:val="28"/>
         </w:rPr>
       </w:pPr>
       <w:r>
@@ -3899,7 +3895,6 @@
           <w:rFonts w:ascii="Times New Roman" w:hAnsi="Times New Roman"/>
           <w:sz w:val="28"/>
           <w:szCs w:val="28"/>
-          <w:lang w:val="en-US"/>
         </w:rPr>
         <w:t>:</w:t>
       </w:r>
@@ -3910,47 +3905,60 @@
           <w:rFonts w:ascii="Times New Roman" w:hAnsi="Times New Roman"/>
           <w:sz w:val="28"/>
           <w:szCs w:val="28"/>
-          <w:lang w:val="en-US"/>
-        </w:rPr>
-      </w:pPr>
-    </w:p>
-    <w:p>
-      <w:pPr>
-        <w:rPr>
-          <w:rFonts w:ascii="Times New Roman" w:hAnsi="Times New Roman"/>
-          <w:sz w:val="28"/>
-          <w:szCs w:val="28"/>
-          <w:lang w:val="en-US"/>
-        </w:rPr>
-      </w:pPr>
-    </w:p>
-    <w:p>
-      <w:pPr>
-        <w:rPr>
-          <w:rFonts w:ascii="Times New Roman" w:hAnsi="Times New Roman"/>
-          <w:sz w:val="28"/>
-          <w:szCs w:val="28"/>
-          <w:lang w:val="en-US"/>
-        </w:rPr>
-      </w:pPr>
-    </w:p>
-    <w:p>
-      <w:pPr>
-        <w:rPr>
-          <w:rFonts w:ascii="Times New Roman" w:hAnsi="Times New Roman"/>
-          <w:sz w:val="28"/>
-          <w:szCs w:val="28"/>
-          <w:lang w:val="en-US"/>
-        </w:rPr>
-      </w:pPr>
-    </w:p>
-    <w:p>
-      <w:pPr>
-        <w:rPr>
-          <w:rFonts w:ascii="Times New Roman" w:hAnsi="Times New Roman"/>
-          <w:sz w:val="28"/>
-          <w:szCs w:val="28"/>
-          <w:lang w:val="en-US"/>
+        </w:rPr>
+      </w:pPr>
+    </w:p>
+    <w:p>
+      <w:pPr>
+        <w:rPr>
+          <w:rFonts w:ascii="Times New Roman" w:hAnsi="Times New Roman"/>
+          <w:sz w:val="28"/>
+          <w:szCs w:val="28"/>
+        </w:rPr>
+      </w:pPr>
+    </w:p>
+    <w:p>
+      <w:pPr>
+        <w:rPr>
+          <w:rFonts w:ascii="Times New Roman" w:hAnsi="Times New Roman"/>
+          <w:sz w:val="28"/>
+          <w:szCs w:val="28"/>
+        </w:rPr>
+      </w:pPr>
+    </w:p>
+    <w:p>
+      <w:pPr>
+        <w:rPr>
+          <w:rFonts w:ascii="Times New Roman" w:hAnsi="Times New Roman"/>
+          <w:sz w:val="28"/>
+          <w:szCs w:val="28"/>
+        </w:rPr>
+      </w:pPr>
+    </w:p>
+    <w:p>
+      <w:pPr>
+        <w:rPr>
+          <w:rFonts w:ascii="Times New Roman" w:hAnsi="Times New Roman"/>
+          <w:sz w:val="28"/>
+          <w:szCs w:val="28"/>
+        </w:rPr>
+      </w:pPr>
+    </w:p>
+    <w:p>
+      <w:pPr>
+        <w:rPr>
+          <w:rFonts w:ascii="Times New Roman" w:hAnsi="Times New Roman"/>
+          <w:sz w:val="28"/>
+          <w:szCs w:val="28"/>
+        </w:rPr>
+      </w:pPr>
+    </w:p>
+    <w:p>
+      <w:pPr>
+        <w:rPr>
+          <w:rFonts w:ascii="Times New Roman" w:hAnsi="Times New Roman"/>
+          <w:sz w:val="28"/>
+          <w:szCs w:val="28"/>
         </w:rPr>
       </w:pPr>
       <w:r>
@@ -4020,302 +4028,272 @@
           <w:rFonts w:ascii="Times New Roman" w:hAnsi="Times New Roman"/>
           <w:sz w:val="28"/>
           <w:szCs w:val="28"/>
-          <w:lang w:val="en-US"/>
-        </w:rPr>
-      </w:pPr>
-    </w:p>
-    <w:p>
-      <w:pPr>
-        <w:rPr>
-          <w:rFonts w:ascii="Times New Roman" w:hAnsi="Times New Roman"/>
-          <w:sz w:val="28"/>
-          <w:szCs w:val="28"/>
-          <w:lang w:val="en-US"/>
-        </w:rPr>
-      </w:pPr>
-    </w:p>
-    <w:p>
-      <w:pPr>
-        <w:rPr>
-          <w:rFonts w:ascii="Times New Roman" w:hAnsi="Times New Roman"/>
-          <w:sz w:val="28"/>
-          <w:szCs w:val="28"/>
-          <w:lang w:val="en-US"/>
-        </w:rPr>
-      </w:pPr>
-    </w:p>
-    <w:p>
-      <w:pPr>
-        <w:rPr>
-          <w:rFonts w:ascii="Times New Roman" w:hAnsi="Times New Roman"/>
-          <w:sz w:val="28"/>
-          <w:szCs w:val="28"/>
-          <w:lang w:val="en-US"/>
-        </w:rPr>
-      </w:pPr>
-    </w:p>
-    <w:p>
-      <w:pPr>
-        <w:rPr>
-          <w:rFonts w:ascii="Times New Roman" w:hAnsi="Times New Roman"/>
-          <w:sz w:val="28"/>
-          <w:szCs w:val="28"/>
-          <w:lang w:val="en-US"/>
-        </w:rPr>
-      </w:pPr>
-    </w:p>
-    <w:p>
-      <w:pPr>
-        <w:rPr>
-          <w:rFonts w:ascii="Times New Roman" w:hAnsi="Times New Roman"/>
-          <w:sz w:val="28"/>
-          <w:szCs w:val="28"/>
-          <w:lang w:val="en-US"/>
-        </w:rPr>
-      </w:pPr>
-    </w:p>
-    <w:p>
-      <w:pPr>
-        <w:rPr>
-          <w:rFonts w:ascii="Times New Roman" w:hAnsi="Times New Roman"/>
-          <w:sz w:val="28"/>
-          <w:szCs w:val="28"/>
-          <w:lang w:val="en-US"/>
-        </w:rPr>
-      </w:pPr>
-    </w:p>
-    <w:p>
-      <w:pPr>
-        <w:rPr>
-          <w:rFonts w:ascii="Times New Roman" w:hAnsi="Times New Roman"/>
-          <w:sz w:val="28"/>
-          <w:szCs w:val="28"/>
-          <w:lang w:val="en-US"/>
-        </w:rPr>
-      </w:pPr>
-    </w:p>
-    <w:p>
-      <w:pPr>
-        <w:rPr>
-          <w:rFonts w:ascii="Times New Roman" w:hAnsi="Times New Roman"/>
-          <w:sz w:val="28"/>
-          <w:szCs w:val="28"/>
-          <w:lang w:val="en-US"/>
-        </w:rPr>
-      </w:pPr>
-    </w:p>
-    <w:p>
-      <w:pPr>
-        <w:rPr>
-          <w:rFonts w:ascii="Times New Roman" w:hAnsi="Times New Roman"/>
-          <w:sz w:val="28"/>
-          <w:szCs w:val="28"/>
-          <w:lang w:val="en-US"/>
-        </w:rPr>
-      </w:pPr>
-    </w:p>
-    <w:p>
-      <w:pPr>
-        <w:rPr>
-          <w:rFonts w:ascii="Times New Roman" w:hAnsi="Times New Roman"/>
-          <w:sz w:val="28"/>
-          <w:szCs w:val="28"/>
-          <w:lang w:val="en-US"/>
-        </w:rPr>
-      </w:pPr>
-    </w:p>
-    <w:p>
-      <w:pPr>
-        <w:rPr>
-          <w:rFonts w:ascii="Times New Roman" w:hAnsi="Times New Roman"/>
-          <w:sz w:val="28"/>
-          <w:szCs w:val="28"/>
-          <w:lang w:val="en-US"/>
-        </w:rPr>
-      </w:pPr>
-    </w:p>
-    <w:p>
-      <w:pPr>
-        <w:rPr>
-          <w:rFonts w:ascii="Times New Roman" w:hAnsi="Times New Roman"/>
-          <w:sz w:val="28"/>
-          <w:szCs w:val="28"/>
-          <w:lang w:val="en-US"/>
-        </w:rPr>
-      </w:pPr>
-    </w:p>
-    <w:p>
-      <w:pPr>
-        <w:rPr>
-          <w:rFonts w:ascii="Times New Roman" w:hAnsi="Times New Roman"/>
-          <w:sz w:val="28"/>
-          <w:szCs w:val="28"/>
-          <w:lang w:val="en-US"/>
-        </w:rPr>
-      </w:pPr>
-    </w:p>
-    <w:p>
-      <w:pPr>
-        <w:rPr>
-          <w:rFonts w:ascii="Times New Roman" w:hAnsi="Times New Roman"/>
-          <w:sz w:val="28"/>
-          <w:szCs w:val="28"/>
-          <w:lang w:val="en-US"/>
-        </w:rPr>
-      </w:pPr>
-    </w:p>
-    <w:p>
-      <w:pPr>
-        <w:rPr>
-          <w:rFonts w:ascii="Times New Roman" w:hAnsi="Times New Roman"/>
-          <w:sz w:val="28"/>
-          <w:szCs w:val="28"/>
-          <w:lang w:val="en-US"/>
-        </w:rPr>
-      </w:pPr>
-    </w:p>
-    <w:p>
-      <w:pPr>
-        <w:rPr>
-          <w:rFonts w:ascii="Times New Roman" w:hAnsi="Times New Roman"/>
-          <w:sz w:val="28"/>
-          <w:szCs w:val="28"/>
-          <w:lang w:val="en-US"/>
-        </w:rPr>
-      </w:pPr>
-    </w:p>
-    <w:p>
-      <w:pPr>
-        <w:rPr>
-          <w:rFonts w:ascii="Times New Roman" w:hAnsi="Times New Roman"/>
-          <w:sz w:val="28"/>
-          <w:szCs w:val="28"/>
-          <w:lang w:val="en-US"/>
-        </w:rPr>
-      </w:pPr>
-    </w:p>
-    <w:p>
-      <w:pPr>
-        <w:rPr>
-          <w:rFonts w:ascii="Times New Roman" w:hAnsi="Times New Roman"/>
-          <w:sz w:val="28"/>
-          <w:szCs w:val="28"/>
-          <w:lang w:val="en-US"/>
-        </w:rPr>
-      </w:pPr>
-    </w:p>
-    <w:p>
-      <w:pPr>
-        <w:rPr>
-          <w:rFonts w:ascii="Times New Roman" w:hAnsi="Times New Roman"/>
-          <w:sz w:val="28"/>
-          <w:szCs w:val="28"/>
-          <w:lang w:val="en-US"/>
-        </w:rPr>
-      </w:pPr>
-    </w:p>
-    <w:p>
-      <w:pPr>
-        <w:rPr>
-          <w:rFonts w:ascii="Times New Roman" w:hAnsi="Times New Roman"/>
-          <w:sz w:val="28"/>
-          <w:szCs w:val="28"/>
-          <w:lang w:val="en-US"/>
-        </w:rPr>
-      </w:pPr>
-    </w:p>
-    <w:p>
-      <w:pPr>
-        <w:rPr>
-          <w:rFonts w:ascii="Times New Roman" w:hAnsi="Times New Roman"/>
-          <w:sz w:val="28"/>
-          <w:szCs w:val="28"/>
-          <w:lang w:val="en-US"/>
-        </w:rPr>
-      </w:pPr>
-    </w:p>
-    <w:p>
-      <w:pPr>
-        <w:rPr>
-          <w:rFonts w:ascii="Times New Roman" w:hAnsi="Times New Roman"/>
-          <w:sz w:val="28"/>
-          <w:szCs w:val="28"/>
-          <w:lang w:val="en-US"/>
-        </w:rPr>
-      </w:pPr>
-    </w:p>
-    <w:p>
-      <w:pPr>
-        <w:rPr>
-          <w:rFonts w:ascii="Times New Roman" w:hAnsi="Times New Roman"/>
-          <w:sz w:val="28"/>
-          <w:szCs w:val="28"/>
-          <w:lang w:val="en-US"/>
-        </w:rPr>
-      </w:pPr>
-    </w:p>
-    <w:p>
-      <w:pPr>
-        <w:rPr>
-          <w:rFonts w:ascii="Times New Roman" w:hAnsi="Times New Roman"/>
-          <w:sz w:val="28"/>
-          <w:szCs w:val="28"/>
-          <w:lang w:val="en-US"/>
-        </w:rPr>
-      </w:pPr>
-    </w:p>
-    <w:p>
-      <w:pPr>
-        <w:rPr>
-          <w:rFonts w:ascii="Times New Roman" w:hAnsi="Times New Roman"/>
-          <w:sz w:val="28"/>
-          <w:szCs w:val="28"/>
-          <w:lang w:val="en-US"/>
-        </w:rPr>
-      </w:pPr>
-    </w:p>
-    <w:p>
-      <w:pPr>
-        <w:rPr>
-          <w:rFonts w:ascii="Times New Roman" w:hAnsi="Times New Roman"/>
-          <w:sz w:val="28"/>
-          <w:szCs w:val="28"/>
-          <w:lang w:val="en-US"/>
-        </w:rPr>
-      </w:pPr>
-    </w:p>
-    <w:p>
-      <w:pPr>
-        <w:rPr>
-          <w:rFonts w:ascii="Times New Roman" w:hAnsi="Times New Roman"/>
-          <w:sz w:val="28"/>
-          <w:szCs w:val="28"/>
-          <w:lang w:val="en-US"/>
-        </w:rPr>
-      </w:pPr>
-    </w:p>
-    <w:p>
-      <w:pPr>
-        <w:rPr>
-          <w:rFonts w:ascii="Times New Roman" w:hAnsi="Times New Roman"/>
-          <w:b/>
-          <w:bCs/>
-          <w:sz w:val="28"/>
-          <w:szCs w:val="28"/>
-          <w:lang w:val="en-US"/>
-        </w:rPr>
-      </w:pPr>
-    </w:p>
-    <w:p>
-      <w:pPr>
-        <w:jc w:val="center"/>
-        <w:rPr>
-          <w:rFonts w:ascii="Times New Roman" w:hAnsi="Times New Roman"/>
-          <w:b/>
-          <w:bCs/>
-          <w:sz w:val="28"/>
-          <w:szCs w:val="28"/>
-          <w:lang w:val="en-US"/>
+        </w:rPr>
+      </w:pPr>
+    </w:p>
+    <w:p>
+      <w:pPr>
+        <w:rPr>
+          <w:rFonts w:ascii="Times New Roman" w:hAnsi="Times New Roman"/>
+          <w:sz w:val="28"/>
+          <w:szCs w:val="28"/>
+        </w:rPr>
+      </w:pPr>
+    </w:p>
+    <w:p>
+      <w:pPr>
+        <w:rPr>
+          <w:rFonts w:ascii="Times New Roman" w:hAnsi="Times New Roman"/>
+          <w:sz w:val="28"/>
+          <w:szCs w:val="28"/>
+        </w:rPr>
+      </w:pPr>
+    </w:p>
+    <w:p>
+      <w:pPr>
+        <w:rPr>
+          <w:rFonts w:ascii="Times New Roman" w:hAnsi="Times New Roman"/>
+          <w:sz w:val="28"/>
+          <w:szCs w:val="28"/>
+        </w:rPr>
+      </w:pPr>
+    </w:p>
+    <w:p>
+      <w:pPr>
+        <w:rPr>
+          <w:rFonts w:ascii="Times New Roman" w:hAnsi="Times New Roman"/>
+          <w:sz w:val="28"/>
+          <w:szCs w:val="28"/>
+        </w:rPr>
+      </w:pPr>
+    </w:p>
+    <w:p>
+      <w:pPr>
+        <w:rPr>
+          <w:rFonts w:ascii="Times New Roman" w:hAnsi="Times New Roman"/>
+          <w:sz w:val="28"/>
+          <w:szCs w:val="28"/>
+        </w:rPr>
+      </w:pPr>
+    </w:p>
+    <w:p>
+      <w:pPr>
+        <w:rPr>
+          <w:rFonts w:ascii="Times New Roman" w:hAnsi="Times New Roman"/>
+          <w:sz w:val="28"/>
+          <w:szCs w:val="28"/>
+        </w:rPr>
+      </w:pPr>
+    </w:p>
+    <w:p>
+      <w:pPr>
+        <w:rPr>
+          <w:rFonts w:ascii="Times New Roman" w:hAnsi="Times New Roman"/>
+          <w:sz w:val="28"/>
+          <w:szCs w:val="28"/>
+        </w:rPr>
+      </w:pPr>
+    </w:p>
+    <w:p>
+      <w:pPr>
+        <w:rPr>
+          <w:rFonts w:ascii="Times New Roman" w:hAnsi="Times New Roman"/>
+          <w:sz w:val="28"/>
+          <w:szCs w:val="28"/>
+        </w:rPr>
+      </w:pPr>
+    </w:p>
+    <w:p>
+      <w:pPr>
+        <w:rPr>
+          <w:rFonts w:ascii="Times New Roman" w:hAnsi="Times New Roman"/>
+          <w:sz w:val="28"/>
+          <w:szCs w:val="28"/>
+        </w:rPr>
+      </w:pPr>
+    </w:p>
+    <w:p>
+      <w:pPr>
+        <w:rPr>
+          <w:rFonts w:ascii="Times New Roman" w:hAnsi="Times New Roman"/>
+          <w:sz w:val="28"/>
+          <w:szCs w:val="28"/>
+        </w:rPr>
+      </w:pPr>
+    </w:p>
+    <w:p>
+      <w:pPr>
+        <w:rPr>
+          <w:rFonts w:ascii="Times New Roman" w:hAnsi="Times New Roman"/>
+          <w:sz w:val="28"/>
+          <w:szCs w:val="28"/>
+        </w:rPr>
+      </w:pPr>
+    </w:p>
+    <w:p>
+      <w:pPr>
+        <w:rPr>
+          <w:rFonts w:ascii="Times New Roman" w:hAnsi="Times New Roman"/>
+          <w:sz w:val="28"/>
+          <w:szCs w:val="28"/>
+        </w:rPr>
+      </w:pPr>
+    </w:p>
+    <w:p>
+      <w:pPr>
+        <w:rPr>
+          <w:rFonts w:ascii="Times New Roman" w:hAnsi="Times New Roman"/>
+          <w:sz w:val="28"/>
+          <w:szCs w:val="28"/>
+        </w:rPr>
+      </w:pPr>
+    </w:p>
+    <w:p>
+      <w:pPr>
+        <w:rPr>
+          <w:rFonts w:ascii="Times New Roman" w:hAnsi="Times New Roman"/>
+          <w:sz w:val="28"/>
+          <w:szCs w:val="28"/>
+        </w:rPr>
+      </w:pPr>
+    </w:p>
+    <w:p>
+      <w:pPr>
+        <w:rPr>
+          <w:rFonts w:ascii="Times New Roman" w:hAnsi="Times New Roman"/>
+          <w:sz w:val="28"/>
+          <w:szCs w:val="28"/>
+        </w:rPr>
+      </w:pPr>
+    </w:p>
+    <w:p>
+      <w:pPr>
+        <w:rPr>
+          <w:rFonts w:ascii="Times New Roman" w:hAnsi="Times New Roman"/>
+          <w:sz w:val="28"/>
+          <w:szCs w:val="28"/>
+        </w:rPr>
+      </w:pPr>
+    </w:p>
+    <w:p>
+      <w:pPr>
+        <w:rPr>
+          <w:rFonts w:ascii="Times New Roman" w:hAnsi="Times New Roman"/>
+          <w:sz w:val="28"/>
+          <w:szCs w:val="28"/>
+        </w:rPr>
+      </w:pPr>
+    </w:p>
+    <w:p>
+      <w:pPr>
+        <w:rPr>
+          <w:rFonts w:ascii="Times New Roman" w:hAnsi="Times New Roman"/>
+          <w:sz w:val="28"/>
+          <w:szCs w:val="28"/>
+        </w:rPr>
+      </w:pPr>
+    </w:p>
+    <w:p>
+      <w:pPr>
+        <w:rPr>
+          <w:rFonts w:ascii="Times New Roman" w:hAnsi="Times New Roman"/>
+          <w:sz w:val="28"/>
+          <w:szCs w:val="28"/>
+        </w:rPr>
+      </w:pPr>
+    </w:p>
+    <w:p>
+      <w:pPr>
+        <w:rPr>
+          <w:rFonts w:ascii="Times New Roman" w:hAnsi="Times New Roman"/>
+          <w:sz w:val="28"/>
+          <w:szCs w:val="28"/>
+        </w:rPr>
+      </w:pPr>
+    </w:p>
+    <w:p>
+      <w:pPr>
+        <w:rPr>
+          <w:rFonts w:ascii="Times New Roman" w:hAnsi="Times New Roman"/>
+          <w:sz w:val="28"/>
+          <w:szCs w:val="28"/>
+        </w:rPr>
+      </w:pPr>
+    </w:p>
+    <w:p>
+      <w:pPr>
+        <w:rPr>
+          <w:rFonts w:ascii="Times New Roman" w:hAnsi="Times New Roman"/>
+          <w:sz w:val="28"/>
+          <w:szCs w:val="28"/>
+        </w:rPr>
+      </w:pPr>
+    </w:p>
+    <w:p>
+      <w:pPr>
+        <w:rPr>
+          <w:rFonts w:ascii="Times New Roman" w:hAnsi="Times New Roman"/>
+          <w:sz w:val="28"/>
+          <w:szCs w:val="28"/>
+        </w:rPr>
+      </w:pPr>
+    </w:p>
+    <w:p>
+      <w:pPr>
+        <w:rPr>
+          <w:rFonts w:ascii="Times New Roman" w:hAnsi="Times New Roman"/>
+          <w:sz w:val="28"/>
+          <w:szCs w:val="28"/>
+        </w:rPr>
+      </w:pPr>
+    </w:p>
+    <w:p>
+      <w:pPr>
+        <w:rPr>
+          <w:rFonts w:ascii="Times New Roman" w:hAnsi="Times New Roman"/>
+          <w:sz w:val="28"/>
+          <w:szCs w:val="28"/>
+        </w:rPr>
+      </w:pPr>
+    </w:p>
+    <w:p>
+      <w:pPr>
+        <w:rPr>
+          <w:rFonts w:ascii="Times New Roman" w:hAnsi="Times New Roman"/>
+          <w:sz w:val="28"/>
+          <w:szCs w:val="28"/>
+        </w:rPr>
+      </w:pPr>
+    </w:p>
+    <w:p>
+      <w:pPr>
+        <w:rPr>
+          <w:rFonts w:ascii="Times New Roman" w:hAnsi="Times New Roman"/>
+          <w:sz w:val="28"/>
+          <w:szCs w:val="28"/>
+        </w:rPr>
+      </w:pPr>
+    </w:p>
+    <w:p>
+      <w:pPr>
+        <w:rPr>
+          <w:rFonts w:ascii="Times New Roman" w:hAnsi="Times New Roman"/>
+          <w:b/>
+          <w:bCs/>
+          <w:sz w:val="28"/>
+          <w:szCs w:val="28"/>
+        </w:rPr>
+      </w:pPr>
+    </w:p>
+    <w:p>
+      <w:pPr>
+        <w:jc w:val="center"/>
+        <w:rPr>
+          <w:rFonts w:ascii="Times New Roman" w:hAnsi="Times New Roman"/>
+          <w:b/>
+          <w:bCs/>
+          <w:sz w:val="28"/>
+          <w:szCs w:val="28"/>
         </w:rPr>
       </w:pPr>
     </w:p>
@@ -4645,52 +4623,17 @@
         <w:jc w:val="center"/>
         <w:rPr>
           <w:rFonts w:ascii="Times New Roman" w:hAnsi="Times New Roman"/>
-          <w:b/>
-          <w:bCs/>
-          <w:sz w:val="28"/>
-          <w:szCs w:val="28"/>
-        </w:rPr>
-      </w:pPr>
-    </w:p>
-    <w:p>
-      <w:pPr>
-        <w:jc w:val="center"/>
-        <w:rPr>
-          <w:rFonts w:ascii="Times New Roman" w:hAnsi="Times New Roman"/>
-          <w:b/>
-          <w:bCs/>
-          <w:sz w:val="28"/>
-          <w:szCs w:val="28"/>
-        </w:rPr>
-      </w:pPr>
-    </w:p>
-    <w:p>
-      <w:pPr>
-        <w:jc w:val="center"/>
-        <w:rPr>
-          <w:rFonts w:ascii="Times New Roman" w:hAnsi="Times New Roman"/>
-          <w:b/>
-          <w:bCs/>
-          <w:sz w:val="28"/>
-          <w:szCs w:val="28"/>
-        </w:rPr>
-      </w:pPr>
-    </w:p>
-    <w:p>
-      <w:pPr>
-        <w:jc w:val="center"/>
-        <w:rPr>
-          <w:rFonts w:ascii="Times New Roman" w:hAnsi="Times New Roman"/>
-          <w:sz w:val="28"/>
-          <w:szCs w:val="28"/>
-        </w:rPr>
-      </w:pPr>
-      <w:r>
-        <w:rPr>
-          <w:rFonts w:ascii="Times New Roman" w:hAnsi="Times New Roman"/>
-          <w:sz w:val="28"/>
-          <w:szCs w:val="28"/>
-        </w:rPr>
+          <w:sz w:val="28"/>
+          <w:szCs w:val="28"/>
+        </w:rPr>
+      </w:pPr>
+      <w:r>
+        <w:rPr>
+          <w:rFonts w:ascii="Times New Roman" w:hAnsi="Times New Roman"/>
+          <w:sz w:val="28"/>
+          <w:szCs w:val="28"/>
+        </w:rPr>
+        <w:lastRenderedPageBreak/>
         <w:t>Задание 2</w:t>
       </w:r>
       <w:r>
@@ -5443,43 +5386,43 @@
           <w:sz w:val="28"/>
           <w:szCs w:val="28"/>
         </w:rPr>
+        <w:t>Дальше это неточное число делится на тоже неточный знаменатель. Знаменатель считается по другой формуле, но из тех же чисел, и тоже теряет точность. В итоге делим одну ошибку на другую — и получаем 1.28 вместо 1.</w:t>
+      </w:r>
+    </w:p>
+    <w:p>
+      <w:pPr>
+        <w:jc w:val="center"/>
+        <w:rPr>
+          <w:rFonts w:ascii="Times New Roman" w:hAnsi="Times New Roman"/>
+          <w:sz w:val="28"/>
+          <w:szCs w:val="28"/>
+        </w:rPr>
+      </w:pPr>
+      <w:r>
+        <w:rPr>
+          <w:rFonts w:ascii="Times New Roman" w:hAnsi="Times New Roman"/>
+          <w:sz w:val="28"/>
+          <w:szCs w:val="28"/>
+        </w:rPr>
+        <w:t>Double при 10⁹ имеет шаг порядка 10⁻⁶. Разница в 300 для него огромна, поэтому он её видит полностью. Отсюда и правильный результат.</w:t>
+      </w:r>
+    </w:p>
+    <w:p>
+      <w:pPr>
+        <w:jc w:val="center"/>
+        <w:rPr>
+          <w:rFonts w:ascii="Times New Roman" w:hAnsi="Times New Roman"/>
+          <w:sz w:val="28"/>
+          <w:szCs w:val="28"/>
+        </w:rPr>
+      </w:pPr>
+      <w:r>
+        <w:rPr>
+          <w:rFonts w:ascii="Times New Roman" w:hAnsi="Times New Roman"/>
+          <w:sz w:val="28"/>
+          <w:szCs w:val="28"/>
+        </w:rPr>
         <w:lastRenderedPageBreak/>
-        <w:t>Дальше это неточное число делится на тоже неточный знаменатель. Знаменатель считается по другой формуле, но из тех же чисел, и тоже теряет точность. В итоге делим одну ошибку на другую — и получаем 1.28 вместо 1.</w:t>
-      </w:r>
-    </w:p>
-    <w:p>
-      <w:pPr>
-        <w:jc w:val="center"/>
-        <w:rPr>
-          <w:rFonts w:ascii="Times New Roman" w:hAnsi="Times New Roman"/>
-          <w:sz w:val="28"/>
-          <w:szCs w:val="28"/>
-        </w:rPr>
-      </w:pPr>
-      <w:r>
-        <w:rPr>
-          <w:rFonts w:ascii="Times New Roman" w:hAnsi="Times New Roman"/>
-          <w:sz w:val="28"/>
-          <w:szCs w:val="28"/>
-        </w:rPr>
-        <w:t>Double при 10⁹ имеет шаг порядка 10⁻⁶. Разница в 300 для него огромна, поэтому он её видит полностью. Отсюда и правильный результат.</w:t>
-      </w:r>
-    </w:p>
-    <w:p>
-      <w:pPr>
-        <w:jc w:val="center"/>
-        <w:rPr>
-          <w:rFonts w:ascii="Times New Roman" w:hAnsi="Times New Roman"/>
-          <w:sz w:val="28"/>
-          <w:szCs w:val="28"/>
-        </w:rPr>
-      </w:pPr>
-      <w:r>
-        <w:rPr>
-          <w:rFonts w:ascii="Times New Roman" w:hAnsi="Times New Roman"/>
-          <w:sz w:val="28"/>
-          <w:szCs w:val="28"/>
-        </w:rPr>
         <w:t>Такая ситуация называется потерей точности при вычитании близких чисел. Когда два больших числа почти равны, их старшие разряды совпадают и при вычитании сокращаются. Остаются младшие разряды — а именно они хранятся менее точно. Если точности не хватает, чтобы различить эти младшие разряды, результат получается случайным.</w:t>
       </w:r>
     </w:p>
@@ -5938,16 +5881,7 @@
           <w:sz w:val="28"/>
           <w:szCs w:val="28"/>
         </w:rPr>
-        <w:t xml:space="preserve">Вывод: без восстановления n и m результаты всех трёх выражений были бы разными — потому что каждое следующее считалось бы уже от изменённых </w:t>
-      </w:r>
-      <w:r>
-        <w:rPr>
-          <w:rFonts w:ascii="Times New Roman" w:hAnsi="Times New Roman"/>
-          <w:sz w:val="28"/>
-          <w:szCs w:val="28"/>
-        </w:rPr>
-        <w:lastRenderedPageBreak/>
-        <w:t>переменных. Восстановление гарантирует, что все три выражения считаются от одинаковых начальных данных.</w:t>
+        <w:t>Вывод: без восстановления n и m результаты всех трёх выражений были бы разными — потому что каждое следующее считалось бы уже от изменённых переменных. Восстановление гарантирует, что все три выражения считаются от одинаковых начальных данных.</w:t>
       </w:r>
     </w:p>
     <w:p>
